--- a/курсач/курсовая_работа_2026_Фаррахетдинова_АИ.docx
+++ b/курсач/курсовая_работа_2026_Фаррахетдинова_АИ.docx
@@ -1029,6 +1029,7 @@
         </w:rPr>
         <w:t>Студента__</w:t>
       </w:r>
+      <w:proofErr w:type="spellStart"/>
       <w:r>
         <w:rPr>
           <w:rFonts w:ascii="Times New Roman" w:eastAsia="Times New Roman" w:hAnsi="Times New Roman"/>
@@ -1037,8 +1038,31 @@
           <w:u w:val="single"/>
           <w:lang w:val="ru-RU" w:eastAsia="ru-RU"/>
         </w:rPr>
-        <w:t>Фаррахетдиновой Азалии Илнуровны</w:t>
-      </w:r>
+        <w:t>Фаррахетдиновой</w:t>
+      </w:r>
+      <w:proofErr w:type="spellEnd"/>
+      <w:r>
+        <w:rPr>
+          <w:rFonts w:ascii="Times New Roman" w:eastAsia="Times New Roman" w:hAnsi="Times New Roman"/>
+          <w:color w:val="000000"/>
+          <w:sz w:val="24"/>
+          <w:u w:val="single"/>
+          <w:lang w:val="ru-RU" w:eastAsia="ru-RU"/>
+        </w:rPr>
+        <w:t xml:space="preserve"> Азалии </w:t>
+      </w:r>
+      <w:proofErr w:type="spellStart"/>
+      <w:r>
+        <w:rPr>
+          <w:rFonts w:ascii="Times New Roman" w:eastAsia="Times New Roman" w:hAnsi="Times New Roman"/>
+          <w:color w:val="000000"/>
+          <w:sz w:val="24"/>
+          <w:u w:val="single"/>
+          <w:lang w:val="ru-RU" w:eastAsia="ru-RU"/>
+        </w:rPr>
+        <w:t>Илнуровны</w:t>
+      </w:r>
+      <w:proofErr w:type="spellEnd"/>
       <w:r>
         <w:rPr>
           <w:rFonts w:ascii="Times New Roman" w:eastAsia="Times New Roman" w:hAnsi="Times New Roman"/>
@@ -1149,8 +1173,19 @@
           <w:sz w:val="24"/>
           <w:lang w:val="ru-RU" w:eastAsia="ru-RU"/>
         </w:rPr>
-        <w:t>Направление подготовки (специальность):_</w:t>
-      </w:r>
+        <w:t>Направление подготовки (специальность</w:t>
+      </w:r>
+      <w:proofErr w:type="gramStart"/>
+      <w:r>
+        <w:rPr>
+          <w:rFonts w:ascii="Times New Roman" w:eastAsia="Times New Roman" w:hAnsi="Times New Roman"/>
+          <w:color w:val="000000"/>
+          <w:sz w:val="24"/>
+          <w:lang w:val="ru-RU" w:eastAsia="ru-RU"/>
+        </w:rPr>
+        <w:t>):_</w:t>
+      </w:r>
+      <w:proofErr w:type="gramEnd"/>
       <w:r>
         <w:rPr>
           <w:rFonts w:ascii="Times New Roman" w:eastAsia="Times New Roman" w:hAnsi="Times New Roman"/>
@@ -1209,8 +1244,20 @@
           <w:sz w:val="24"/>
           <w:lang w:val="ru-RU" w:eastAsia="ru-RU"/>
         </w:rPr>
-        <w:t>Направленность (профиль) образовательной программы:_</w:t>
-      </w:r>
+        <w:t xml:space="preserve">Направленность (профиль) образовательной </w:t>
+      </w:r>
+      <w:proofErr w:type="spellStart"/>
+      <w:proofErr w:type="gramStart"/>
+      <w:r>
+        <w:rPr>
+          <w:rFonts w:ascii="Times New Roman" w:eastAsia="Times New Roman" w:hAnsi="Times New Roman"/>
+          <w:color w:val="000000"/>
+          <w:sz w:val="24"/>
+          <w:lang w:val="ru-RU" w:eastAsia="ru-RU"/>
+        </w:rPr>
+        <w:t>программы:_</w:t>
+      </w:r>
+      <w:proofErr w:type="gramEnd"/>
       <w:r>
         <w:rPr>
           <w:rFonts w:ascii="Times New Roman" w:eastAsia="Times New Roman" w:hAnsi="Times New Roman"/>
@@ -1219,7 +1266,18 @@
           <w:u w:val="single"/>
           <w:lang w:val="ru-RU" w:eastAsia="ru-RU"/>
         </w:rPr>
-        <w:t>Моделирование физических процессов и технологий</w:t>
+        <w:t>Моделирование</w:t>
+      </w:r>
+      <w:proofErr w:type="spellEnd"/>
+      <w:r>
+        <w:rPr>
+          <w:rFonts w:ascii="Times New Roman" w:eastAsia="Times New Roman" w:hAnsi="Times New Roman"/>
+          <w:color w:val="000000"/>
+          <w:sz w:val="24"/>
+          <w:u w:val="single"/>
+          <w:lang w:val="ru-RU" w:eastAsia="ru-RU"/>
+        </w:rPr>
+        <w:t xml:space="preserve"> физических процессов и технологий</w:t>
       </w:r>
     </w:p>
     <w:p>
@@ -1282,8 +1340,21 @@
           <w:szCs w:val="24"/>
           <w:lang w:val="ru-RU" w:eastAsia="ru-RU"/>
         </w:rPr>
-        <w:t>Руководитель квалификационной работы:_</w:t>
-      </w:r>
+        <w:t xml:space="preserve">Руководитель квалификационной </w:t>
+      </w:r>
+      <w:proofErr w:type="spellStart"/>
+      <w:proofErr w:type="gramStart"/>
+      <w:r>
+        <w:rPr>
+          <w:rFonts w:ascii="Times New Roman" w:eastAsia="Times New Roman" w:hAnsi="Times New Roman"/>
+          <w:color w:val="000000"/>
+          <w:sz w:val="24"/>
+          <w:szCs w:val="24"/>
+          <w:lang w:val="ru-RU" w:eastAsia="ru-RU"/>
+        </w:rPr>
+        <w:t>работы:_</w:t>
+      </w:r>
+      <w:proofErr w:type="gramEnd"/>
       <w:r>
         <w:rPr>
           <w:rFonts w:ascii="Times New Roman" w:eastAsia="Times New Roman" w:hAnsi="Times New Roman"/>
@@ -1293,7 +1364,19 @@
           <w:u w:val="single"/>
           <w:lang w:val="ru-RU" w:eastAsia="ru-RU"/>
         </w:rPr>
-        <w:t>кандидат физико-математических наук, доцент, Мусин Айрат Ахматович</w:t>
+        <w:t>кандидат</w:t>
+      </w:r>
+      <w:proofErr w:type="spellEnd"/>
+      <w:r>
+        <w:rPr>
+          <w:rFonts w:ascii="Times New Roman" w:eastAsia="Times New Roman" w:hAnsi="Times New Roman"/>
+          <w:color w:val="000000"/>
+          <w:sz w:val="24"/>
+          <w:szCs w:val="24"/>
+          <w:u w:val="single"/>
+          <w:lang w:val="ru-RU" w:eastAsia="ru-RU"/>
+        </w:rPr>
+        <w:t xml:space="preserve"> физико-математических наук, доцент, Мусин Айрат Ахматович</w:t>
       </w:r>
       <w:r>
         <w:rPr>
@@ -1392,6 +1475,7 @@
         </w:rPr>
         <w:t xml:space="preserve"> </w:t>
       </w:r>
+      <w:proofErr w:type="spellStart"/>
       <w:r>
         <w:rPr>
           <w:rFonts w:ascii="Times New Roman" w:eastAsia="Times New Roman" w:hAnsi="Times New Roman"/>
@@ -1400,8 +1484,31 @@
           <w:u w:val="single"/>
           <w:lang w:val="ru-RU" w:eastAsia="ru-RU"/>
         </w:rPr>
-        <w:t>Фаррахетдиновой Азалии Илнуровны</w:t>
-      </w:r>
+        <w:t>Фаррахетдиновой</w:t>
+      </w:r>
+      <w:proofErr w:type="spellEnd"/>
+      <w:r>
+        <w:rPr>
+          <w:rFonts w:ascii="Times New Roman" w:eastAsia="Times New Roman" w:hAnsi="Times New Roman"/>
+          <w:color w:val="000000"/>
+          <w:sz w:val="24"/>
+          <w:u w:val="single"/>
+          <w:lang w:val="ru-RU" w:eastAsia="ru-RU"/>
+        </w:rPr>
+        <w:t xml:space="preserve"> Азалии </w:t>
+      </w:r>
+      <w:proofErr w:type="spellStart"/>
+      <w:r>
+        <w:rPr>
+          <w:rFonts w:ascii="Times New Roman" w:eastAsia="Times New Roman" w:hAnsi="Times New Roman"/>
+          <w:color w:val="000000"/>
+          <w:sz w:val="24"/>
+          <w:u w:val="single"/>
+          <w:lang w:val="ru-RU" w:eastAsia="ru-RU"/>
+        </w:rPr>
+        <w:t>Илнуровны</w:t>
+      </w:r>
+      <w:proofErr w:type="spellEnd"/>
       <w:r>
         <w:rPr>
           <w:rFonts w:ascii="Times New Roman" w:eastAsia="Times New Roman" w:hAnsi="Times New Roman"/>
@@ -1626,7 +1733,23 @@
                 <w:rFonts w:ascii="Times New Roman" w:eastAsia="Times New Roman" w:hAnsi="Times New Roman"/>
                 <w:lang w:val="ru-RU" w:eastAsia="ru-RU"/>
               </w:rPr>
-              <w:t>(подпись)              (Фамилия И.О.)</w:t>
+              <w:t>(</w:t>
+            </w:r>
+            <w:proofErr w:type="gramStart"/>
+            <w:r>
+              <w:rPr>
+                <w:rFonts w:ascii="Times New Roman" w:eastAsia="Times New Roman" w:hAnsi="Times New Roman"/>
+                <w:lang w:val="ru-RU" w:eastAsia="ru-RU"/>
+              </w:rPr>
+              <w:t xml:space="preserve">подпись)   </w:t>
+            </w:r>
+            <w:proofErr w:type="gramEnd"/>
+            <w:r>
+              <w:rPr>
+                <w:rFonts w:ascii="Times New Roman" w:eastAsia="Times New Roman" w:hAnsi="Times New Roman"/>
+                <w:lang w:val="ru-RU" w:eastAsia="ru-RU"/>
+              </w:rPr>
+              <w:t xml:space="preserve">           (Фамилия И.О.)</w:t>
             </w:r>
           </w:p>
           <w:p>
@@ -1819,6 +1942,7 @@
               <w:szCs w:val="28"/>
             </w:rPr>
           </w:pPr>
+          <w:proofErr w:type="spellStart"/>
           <w:r>
             <w:rPr>
               <w:rStyle w:val="10"/>
@@ -1828,6 +1952,7 @@
             </w:rPr>
             <w:t>Содержание</w:t>
           </w:r>
+          <w:proofErr w:type="spellEnd"/>
         </w:p>
         <w:p>
           <w:pPr>
@@ -3306,6 +3431,19 @@
     </w:p>
     <w:p>
       <w:pPr>
+        <w:widowControl w:val="0"/>
+        <w:spacing w:line="360" w:lineRule="auto"/>
+        <w:jc w:val="both"/>
+        <w:rPr>
+          <w:rFonts w:ascii="Times New Roman" w:hAnsi="Times New Roman"/>
+          <w:sz w:val="28"/>
+          <w:szCs w:val="28"/>
+          <w:lang w:val="ru-RU"/>
+        </w:rPr>
+      </w:pPr>
+    </w:p>
+    <w:p>
+      <w:pPr>
         <w:pStyle w:val="3"/>
         <w:rPr>
           <w:lang w:val="ru-RU"/>
@@ -3393,6 +3531,24 @@
         </w:rPr>
         <w:t>. Это позволяет получать истинно равновесные значения поверхностного натяжения.</w:t>
       </w:r>
+    </w:p>
+    <w:p>
+      <w:pPr>
+        <w:spacing w:line="360" w:lineRule="auto"/>
+        <w:ind w:firstLine="709"/>
+        <w:jc w:val="both"/>
+        <w:rPr>
+          <w:rFonts w:ascii="Times New Roman" w:hAnsi="Times New Roman"/>
+          <w:b/>
+          <w:bCs/>
+          <w:iCs/>
+          <w:color w:val="000000"/>
+          <w:kern w:val="24"/>
+          <w:sz w:val="28"/>
+          <w:szCs w:val="28"/>
+          <w:lang w:val="ru-RU"/>
+        </w:rPr>
+      </w:pPr>
     </w:p>
     <w:p>
       <w:pPr>
@@ -4217,6 +4373,7 @@
           <w:szCs w:val="28"/>
           <w:lang w:val="ru-RU"/>
         </w:rPr>
+        <w:lastRenderedPageBreak/>
         <w:t xml:space="preserve">При проведении опыта с двумя капиллярами, радиусы которых </w:t>
       </w:r>
       <m:oMath>
@@ -4331,6 +4488,7 @@
         </w:rPr>
         <w:t>, коэффи</w:t>
       </w:r>
+      <w:proofErr w:type="spellStart"/>
       <w:r>
         <w:rPr>
           <w:rFonts w:ascii="Times New Roman" w:hAnsi="Times New Roman"/>
@@ -4343,6 +4501,7 @@
         </w:rPr>
         <w:t>циент</w:t>
       </w:r>
+      <w:proofErr w:type="spellEnd"/>
       <w:r>
         <w:rPr>
           <w:rFonts w:ascii="Times New Roman" w:hAnsi="Times New Roman"/>
@@ -4378,7 +4537,6 @@
               <w:sz w:val="28"/>
               <w:szCs w:val="28"/>
             </w:rPr>
-            <w:lastRenderedPageBreak/>
             <m:t>α</m:t>
           </m:r>
           <m:r>
@@ -5030,32 +5188,7 @@
           <w:szCs w:val="28"/>
           <w:lang w:val="ru-RU"/>
         </w:rPr>
-        <w:t xml:space="preserve">где </w:t>
-      </w:r>
-      <m:oMath>
-        <m:r>
-          <w:rPr>
-            <w:rFonts w:ascii="Cambria Math" w:hAnsi="Cambria Math"/>
-            <w:color w:val="000000"/>
-            <w:kern w:val="24"/>
-            <w:sz w:val="28"/>
-            <w:szCs w:val="28"/>
-            <w:lang w:val="ru-RU"/>
-          </w:rPr>
-          <m:t>ΔH</m:t>
-        </m:r>
-      </m:oMath>
-      <w:r>
-        <w:rPr>
-          <w:rFonts w:ascii="Times New Roman" w:hAnsi="Times New Roman"/>
-          <w:iCs/>
-          <w:color w:val="000000"/>
-          <w:kern w:val="24"/>
-          <w:sz w:val="28"/>
-          <w:szCs w:val="28"/>
-          <w:lang w:val="ru-RU"/>
-        </w:rPr>
-        <w:t xml:space="preserve"> – разность отсчетов между нижними и верхними краями менисков в капиллярах.</w:t>
+        <w:t>Следовательно, окончательная формула для расчета коэффициента поверхностного натяжения в этом случае будет иметь следующий вид:</w:t>
       </w:r>
     </w:p>
     <w:p>
@@ -5065,35 +5198,6 @@
         <w:jc w:val="both"/>
         <w:rPr>
           <w:rFonts w:ascii="Times New Roman" w:hAnsi="Times New Roman"/>
-          <w:iCs/>
-          <w:color w:val="000000"/>
-          <w:kern w:val="24"/>
-          <w:sz w:val="28"/>
-          <w:szCs w:val="28"/>
-          <w:lang w:val="ru-RU"/>
-        </w:rPr>
-      </w:pPr>
-      <w:r>
-        <w:rPr>
-          <w:rFonts w:ascii="Times New Roman" w:hAnsi="Times New Roman"/>
-          <w:iCs/>
-          <w:color w:val="000000"/>
-          <w:kern w:val="24"/>
-          <w:sz w:val="28"/>
-          <w:szCs w:val="28"/>
-          <w:lang w:val="ru-RU"/>
-        </w:rPr>
-        <w:t>Следовательно, окончательная формула для расчета коэффициента поверхностного натяжения в этом случае будет иметь следующий вид:</w:t>
-      </w:r>
-    </w:p>
-    <w:p>
-      <w:pPr>
-        <w:spacing w:line="360" w:lineRule="auto"/>
-        <w:ind w:firstLine="709"/>
-        <w:jc w:val="both"/>
-        <w:rPr>
-          <w:rFonts w:ascii="Times New Roman" w:hAnsi="Times New Roman"/>
-          <w:iCs/>
           <w:color w:val="000000"/>
           <w:kern w:val="24"/>
           <w:sz w:val="28"/>
@@ -5345,6 +5449,58 @@
     <w:p>
       <w:pPr>
         <w:spacing w:line="360" w:lineRule="auto"/>
+        <w:jc w:val="both"/>
+        <w:rPr>
+          <w:rFonts w:ascii="Times New Roman" w:hAnsi="Times New Roman"/>
+          <w:iCs/>
+          <w:color w:val="000000"/>
+          <w:kern w:val="24"/>
+          <w:sz w:val="28"/>
+          <w:szCs w:val="28"/>
+          <w:lang w:val="ru-RU"/>
+        </w:rPr>
+      </w:pPr>
+      <w:r>
+        <w:rPr>
+          <w:rFonts w:ascii="Times New Roman" w:hAnsi="Times New Roman"/>
+          <w:iCs/>
+          <w:color w:val="000000"/>
+          <w:kern w:val="24"/>
+          <w:sz w:val="28"/>
+          <w:szCs w:val="28"/>
+          <w:lang w:val="ru-RU"/>
+        </w:rPr>
+        <w:t xml:space="preserve">где </w:t>
+      </w:r>
+      <m:oMath>
+        <m:r>
+          <w:rPr>
+            <w:rFonts w:ascii="Cambria Math" w:hAnsi="Cambria Math"/>
+            <w:color w:val="000000"/>
+            <w:kern w:val="24"/>
+            <w:sz w:val="28"/>
+            <w:szCs w:val="28"/>
+            <w:lang w:val="ru-RU"/>
+          </w:rPr>
+          <m:t>ΔH</m:t>
+        </m:r>
+      </m:oMath>
+      <w:r>
+        <w:rPr>
+          <w:rFonts w:ascii="Times New Roman" w:hAnsi="Times New Roman"/>
+          <w:iCs/>
+          <w:color w:val="000000"/>
+          <w:kern w:val="24"/>
+          <w:sz w:val="28"/>
+          <w:szCs w:val="28"/>
+          <w:lang w:val="ru-RU"/>
+        </w:rPr>
+        <w:t xml:space="preserve"> – разность отсчетов между нижними и верхними краями менисков в капиллярах.</w:t>
+      </w:r>
+    </w:p>
+    <w:p>
+      <w:pPr>
+        <w:spacing w:line="360" w:lineRule="auto"/>
         <w:ind w:firstLine="709"/>
         <w:jc w:val="both"/>
         <w:rPr>
@@ -5357,6 +5513,22 @@
           <w:lang w:val="ru-RU"/>
         </w:rPr>
       </w:pPr>
+    </w:p>
+    <w:p>
+      <w:pPr>
+        <w:spacing w:line="360" w:lineRule="auto"/>
+        <w:ind w:firstLine="709"/>
+        <w:jc w:val="both"/>
+        <w:rPr>
+          <w:rFonts w:ascii="Times New Roman" w:hAnsi="Times New Roman"/>
+          <w:iCs/>
+          <w:color w:val="000000"/>
+          <w:kern w:val="24"/>
+          <w:sz w:val="28"/>
+          <w:szCs w:val="28"/>
+          <w:lang w:val="ru-RU"/>
+        </w:rPr>
+      </w:pPr>
       <w:r>
         <w:rPr>
           <w:rFonts w:ascii="Times New Roman" w:hAnsi="Times New Roman"/>
@@ -5369,7 +5541,67 @@
           <w:szCs w:val="28"/>
           <w:lang w:val="ru-RU"/>
         </w:rPr>
-        <w:t>Метод отрыва кольца (Метод Дю Нуи)</w:t>
+        <w:t xml:space="preserve">Метод отрыва кольца (Метод </w:t>
+      </w:r>
+      <w:proofErr w:type="spellStart"/>
+      <w:r>
+        <w:rPr>
+          <w:rFonts w:ascii="Times New Roman" w:hAnsi="Times New Roman"/>
+          <w:b/>
+          <w:bCs/>
+          <w:iCs/>
+          <w:color w:val="000000"/>
+          <w:kern w:val="24"/>
+          <w:sz w:val="28"/>
+          <w:szCs w:val="28"/>
+          <w:lang w:val="ru-RU"/>
+        </w:rPr>
+        <w:t>Дю</w:t>
+      </w:r>
+      <w:proofErr w:type="spellEnd"/>
+      <w:r>
+        <w:rPr>
+          <w:rFonts w:ascii="Times New Roman" w:hAnsi="Times New Roman"/>
+          <w:b/>
+          <w:bCs/>
+          <w:iCs/>
+          <w:color w:val="000000"/>
+          <w:kern w:val="24"/>
+          <w:sz w:val="28"/>
+          <w:szCs w:val="28"/>
+          <w:lang w:val="ru-RU"/>
+        </w:rPr>
+        <w:t xml:space="preserve"> </w:t>
+      </w:r>
+      <w:proofErr w:type="spellStart"/>
+      <w:r>
+        <w:rPr>
+          <w:rFonts w:ascii="Times New Roman" w:hAnsi="Times New Roman"/>
+          <w:b/>
+          <w:bCs/>
+          <w:iCs/>
+          <w:color w:val="000000"/>
+          <w:kern w:val="24"/>
+          <w:sz w:val="28"/>
+          <w:szCs w:val="28"/>
+          <w:lang w:val="ru-RU"/>
+        </w:rPr>
+        <w:t>Нуи</w:t>
+      </w:r>
+      <w:proofErr w:type="spellEnd"/>
+      <w:r>
+        <w:rPr>
+          <w:rFonts w:ascii="Times New Roman" w:hAnsi="Times New Roman"/>
+          <w:b/>
+          <w:bCs/>
+          <w:iCs/>
+          <w:color w:val="000000"/>
+          <w:kern w:val="24"/>
+          <w:sz w:val="28"/>
+          <w:szCs w:val="28"/>
+          <w:lang w:val="ru-RU"/>
+        </w:rPr>
+        <w:t>)</w:t>
       </w:r>
       <w:r>
         <w:rPr>
@@ -5997,7 +6229,33 @@
           <w:szCs w:val="28"/>
           <w:lang w:val="ru-RU"/>
         </w:rPr>
-        <w:t>является множителем Харкинса-Джордана, которая учитывает толщину проволоки</w:t>
+        <w:t xml:space="preserve">является множителем </w:t>
+      </w:r>
+      <w:proofErr w:type="spellStart"/>
+      <w:r>
+        <w:rPr>
+          <w:rFonts w:ascii="Times New Roman" w:hAnsi="Times New Roman"/>
+          <w:iCs/>
+          <w:color w:val="000000"/>
+          <w:kern w:val="24"/>
+          <w:sz w:val="28"/>
+          <w:szCs w:val="28"/>
+          <w:lang w:val="ru-RU"/>
+        </w:rPr>
+        <w:t>Харкинса</w:t>
+      </w:r>
+      <w:proofErr w:type="spellEnd"/>
+      <w:r>
+        <w:rPr>
+          <w:rFonts w:ascii="Times New Roman" w:hAnsi="Times New Roman"/>
+          <w:iCs/>
+          <w:color w:val="000000"/>
+          <w:kern w:val="24"/>
+          <w:sz w:val="28"/>
+          <w:szCs w:val="28"/>
+          <w:lang w:val="ru-RU"/>
+        </w:rPr>
+        <w:t>-Джордана, которая учитывает толщину проволоки</w:t>
       </w:r>
       <w:r>
         <w:rPr>
@@ -6531,6 +6789,7 @@
           <w:szCs w:val="28"/>
           <w:lang w:val="ru-RU"/>
         </w:rPr>
+        <w:lastRenderedPageBreak/>
         <w:t xml:space="preserve">где </w:t>
       </w:r>
       <m:oMath>
@@ -6751,20 +7010,7 @@
           <w:szCs w:val="28"/>
           <w:lang w:val="ru-RU"/>
         </w:rPr>
-        <w:t xml:space="preserve">– наибольшее значение объема, при котором еще возможно равновесие. Как </w:t>
-      </w:r>
-      <w:r>
-        <w:rPr>
-          <w:rFonts w:ascii="Times New Roman" w:hAnsi="Times New Roman"/>
-          <w:iCs/>
-          <w:color w:val="000000"/>
-          <w:kern w:val="24"/>
-          <w:sz w:val="28"/>
-          <w:szCs w:val="28"/>
-          <w:lang w:val="ru-RU"/>
-        </w:rPr>
-        <w:lastRenderedPageBreak/>
-        <w:t xml:space="preserve">только кольцо поднимется выше критической точки, </w:t>
+        <w:t xml:space="preserve">– наибольшее значение объема, при котором еще возможно равновесие. Как только кольцо поднимется выше критической точки, </w:t>
       </w:r>
       <m:oMath>
         <m:r>
@@ -7607,8 +7853,9 @@
           <w:szCs w:val="28"/>
           <w:lang w:val="ru-RU"/>
         </w:rPr>
-        <w:t>Метод Вильгельми (Метод пластинки)</w:t>
-      </w:r>
+        <w:t xml:space="preserve">Метод </w:t>
+      </w:r>
+      <w:proofErr w:type="spellStart"/>
       <w:r>
         <w:rPr>
           <w:rFonts w:ascii="Times New Roman" w:hAnsi="Times New Roman"/>
@@ -7621,8 +7868,9 @@
           <w:szCs w:val="28"/>
           <w:lang w:val="ru-RU"/>
         </w:rPr>
-        <w:t xml:space="preserve"> [4]</w:t>
-      </w:r>
+        <w:t>Вильгельми</w:t>
+      </w:r>
+      <w:proofErr w:type="spellEnd"/>
       <w:r>
         <w:rPr>
           <w:rFonts w:ascii="Times New Roman" w:hAnsi="Times New Roman"/>
@@ -7635,7 +7883,7 @@
           <w:szCs w:val="28"/>
           <w:lang w:val="ru-RU"/>
         </w:rPr>
-        <w:t>.</w:t>
+        <w:t xml:space="preserve"> (Метод пластинки)</w:t>
       </w:r>
       <w:r>
         <w:rPr>
@@ -7649,6 +7897,34 @@
           <w:szCs w:val="28"/>
           <w:lang w:val="ru-RU"/>
         </w:rPr>
+        <w:t xml:space="preserve"> [4]</w:t>
+      </w:r>
+      <w:r>
+        <w:rPr>
+          <w:rFonts w:ascii="Times New Roman" w:hAnsi="Times New Roman"/>
+          <w:b/>
+          <w:bCs/>
+          <w:iCs/>
+          <w:color w:val="000000"/>
+          <w:kern w:val="24"/>
+          <w:sz w:val="28"/>
+          <w:szCs w:val="28"/>
+          <w:lang w:val="ru-RU"/>
+        </w:rPr>
+        <w:t>.</w:t>
+      </w:r>
+      <w:r>
+        <w:rPr>
+          <w:rFonts w:ascii="Times New Roman" w:hAnsi="Times New Roman"/>
+          <w:b/>
+          <w:bCs/>
+          <w:iCs/>
+          <w:color w:val="000000"/>
+          <w:kern w:val="24"/>
+          <w:sz w:val="28"/>
+          <w:szCs w:val="28"/>
+          <w:lang w:val="ru-RU"/>
+        </w:rPr>
         <w:t xml:space="preserve"> </w:t>
       </w:r>
       <w:r>
@@ -7661,7 +7937,105 @@
           <w:szCs w:val="28"/>
           <w:lang w:val="ru-RU"/>
         </w:rPr>
-        <w:t xml:space="preserve">В методе пластин Вильгельми измерения базируются на действии силы вдоль вертикальной линии твердого тела постоянного размера в фиксированной позиции по отношению к горизонтальной поверхности жидкости. Здесь используется в качестве твердого тела тонкую прямоугольную пластинку с длинами </w:t>
+        <w:t xml:space="preserve">В методе пластин </w:t>
+      </w:r>
+      <w:proofErr w:type="spellStart"/>
+      <w:r>
+        <w:rPr>
+          <w:rFonts w:ascii="Times New Roman" w:hAnsi="Times New Roman"/>
+          <w:iCs/>
+          <w:color w:val="000000"/>
+          <w:kern w:val="24"/>
+          <w:sz w:val="28"/>
+          <w:szCs w:val="28"/>
+          <w:lang w:val="ru-RU"/>
+        </w:rPr>
+        <w:t>Вильгельми</w:t>
+      </w:r>
+      <w:proofErr w:type="spellEnd"/>
+      <w:r>
+        <w:rPr>
+          <w:rFonts w:ascii="Times New Roman" w:hAnsi="Times New Roman"/>
+          <w:iCs/>
+          <w:color w:val="000000"/>
+          <w:kern w:val="24"/>
+          <w:sz w:val="28"/>
+          <w:szCs w:val="28"/>
+          <w:lang w:val="ru-RU"/>
+        </w:rPr>
+        <w:t xml:space="preserve"> измерения базируются на действии силы вдоль вертикальной линии твердого тела постоянного размера в фиксированной позиции по отношению к горизонтальной поверхности жидкости. Здесь используется в качестве твердого тела тонк</w:t>
+      </w:r>
+      <w:r>
+        <w:rPr>
+          <w:rFonts w:ascii="Times New Roman" w:hAnsi="Times New Roman"/>
+          <w:iCs/>
+          <w:color w:val="000000"/>
+          <w:kern w:val="24"/>
+          <w:sz w:val="28"/>
+          <w:szCs w:val="28"/>
+          <w:lang w:val="ru-RU"/>
+        </w:rPr>
+        <w:t>ая</w:t>
+      </w:r>
+      <w:r>
+        <w:rPr>
+          <w:rFonts w:ascii="Times New Roman" w:hAnsi="Times New Roman"/>
+          <w:iCs/>
+          <w:color w:val="000000"/>
+          <w:kern w:val="24"/>
+          <w:sz w:val="28"/>
+          <w:szCs w:val="28"/>
+          <w:lang w:val="ru-RU"/>
+        </w:rPr>
+        <w:t xml:space="preserve"> прямоугольн</w:t>
+      </w:r>
+      <w:r>
+        <w:rPr>
+          <w:rFonts w:ascii="Times New Roman" w:hAnsi="Times New Roman"/>
+          <w:iCs/>
+          <w:color w:val="000000"/>
+          <w:kern w:val="24"/>
+          <w:sz w:val="28"/>
+          <w:szCs w:val="28"/>
+          <w:lang w:val="ru-RU"/>
+        </w:rPr>
+        <w:t>ая</w:t>
+      </w:r>
+      <w:r>
+        <w:rPr>
+          <w:rFonts w:ascii="Times New Roman" w:hAnsi="Times New Roman"/>
+          <w:iCs/>
+          <w:color w:val="000000"/>
+          <w:kern w:val="24"/>
+          <w:sz w:val="28"/>
+          <w:szCs w:val="28"/>
+          <w:lang w:val="ru-RU"/>
+        </w:rPr>
+        <w:t xml:space="preserve"> пластинк</w:t>
+      </w:r>
+      <w:r>
+        <w:rPr>
+          <w:rFonts w:ascii="Times New Roman" w:hAnsi="Times New Roman"/>
+          <w:iCs/>
+          <w:color w:val="000000"/>
+          <w:kern w:val="24"/>
+          <w:sz w:val="28"/>
+          <w:szCs w:val="28"/>
+          <w:lang w:val="ru-RU"/>
+        </w:rPr>
+        <w:t>а</w:t>
+      </w:r>
+      <w:r>
+        <w:rPr>
+          <w:rFonts w:ascii="Times New Roman" w:hAnsi="Times New Roman"/>
+          <w:iCs/>
+          <w:color w:val="000000"/>
+          <w:kern w:val="24"/>
+          <w:sz w:val="28"/>
+          <w:szCs w:val="28"/>
+          <w:lang w:val="ru-RU"/>
+        </w:rPr>
+        <w:t xml:space="preserve"> с длинами </w:t>
       </w:r>
       <m:oMath>
         <m:r>
@@ -8173,8 +8547,22 @@
           <w:szCs w:val="28"/>
           <w:lang w:val="ru-RU"/>
         </w:rPr>
-        <w:t>Рисунок 1.1 – Схемы к методу Вильгельми</w:t>
-      </w:r>
+        <w:t xml:space="preserve">Рисунок 1.1 – Схемы к методу </w:t>
+      </w:r>
+      <w:proofErr w:type="spellStart"/>
+      <w:r>
+        <w:rPr>
+          <w:rFonts w:ascii="Times New Roman" w:hAnsi="Times New Roman"/>
+          <w:iCs/>
+          <w:color w:val="000000"/>
+          <w:kern w:val="24"/>
+          <w:sz w:val="28"/>
+          <w:szCs w:val="28"/>
+          <w:lang w:val="ru-RU"/>
+        </w:rPr>
+        <w:t>Вильгельми</w:t>
+      </w:r>
+      <w:proofErr w:type="spellEnd"/>
     </w:p>
     <w:p>
       <w:pPr>
@@ -8201,6 +8589,7 @@
           <w:szCs w:val="28"/>
           <w:lang w:val="ru-RU"/>
         </w:rPr>
+        <w:lastRenderedPageBreak/>
         <w:t>Если пластина располагается таким образом, как показано на рисунке 1.1 (а), то силу можно высчитать по следующей формуле:</w:t>
       </w:r>
     </w:p>
@@ -8382,7 +8771,6 @@
           <w:szCs w:val="28"/>
           <w:lang w:val="ru-RU"/>
         </w:rPr>
-        <w:lastRenderedPageBreak/>
         <w:t xml:space="preserve">Данный случай предполагает </w:t>
       </w:r>
       <w:r>
@@ -8503,49 +8891,20 @@
                   <w:sz w:val="28"/>
                   <w:szCs w:val="28"/>
                 </w:rPr>
-                <m:t>sin</m:t>
+                <m:t>cos</m:t>
               </m:r>
             </m:fName>
             <m:e>
-              <m:sSub>
-                <m:sSubPr>
-                  <m:ctrlPr>
-                    <w:rPr>
-                      <w:rFonts w:ascii="Cambria Math" w:hAnsi="Cambria Math"/>
-                      <w:i/>
-                      <w:iCs/>
-                      <w:color w:val="000000"/>
-                      <w:kern w:val="24"/>
-                      <w:sz w:val="28"/>
-                      <w:szCs w:val="28"/>
-                    </w:rPr>
-                  </m:ctrlPr>
-                </m:sSubPr>
-                <m:e>
-                  <m:r>
-                    <w:rPr>
-                      <w:rFonts w:ascii="Cambria Math" w:hAnsi="Cambria Math"/>
-                      <w:color w:val="000000"/>
-                      <w:kern w:val="24"/>
-                      <w:sz w:val="28"/>
-                      <w:szCs w:val="28"/>
-                    </w:rPr>
-                    <m:t>φ</m:t>
-                  </m:r>
-                </m:e>
-                <m:sub>
-                  <m:r>
-                    <w:rPr>
-                      <w:rFonts w:ascii="Cambria Math" w:hAnsi="Cambria Math"/>
-                      <w:color w:val="000000"/>
-                      <w:kern w:val="24"/>
-                      <w:sz w:val="28"/>
-                      <w:szCs w:val="28"/>
-                    </w:rPr>
-                    <m:t>c</m:t>
-                  </m:r>
-                </m:sub>
-              </m:sSub>
+              <m:r>
+                <w:rPr>
+                  <w:rFonts w:ascii="Cambria Math" w:hAnsi="Cambria Math"/>
+                  <w:color w:val="000000"/>
+                  <w:kern w:val="24"/>
+                  <w:sz w:val="28"/>
+                  <w:szCs w:val="28"/>
+                </w:rPr>
+                <m:t>ϑ</m:t>
+              </m:r>
             </m:e>
           </m:func>
           <m:r>
@@ -8777,8 +9136,791 @@
           <w:szCs w:val="28"/>
           <w:lang w:val="ru-RU"/>
         </w:rPr>
-        <w:t>.</w:t>
-      </w:r>
+        <w:t>:</w:t>
+      </w:r>
+    </w:p>
+    <w:p>
+      <w:pPr>
+        <w:spacing w:line="360" w:lineRule="auto"/>
+        <w:ind w:firstLine="709"/>
+        <w:jc w:val="both"/>
+        <w:rPr>
+          <w:rFonts w:ascii="Times New Roman" w:hAnsi="Times New Roman"/>
+          <w:color w:val="000000"/>
+          <w:kern w:val="24"/>
+          <w:sz w:val="28"/>
+          <w:szCs w:val="28"/>
+        </w:rPr>
+      </w:pPr>
+      <m:oMathPara>
+        <m:oMath>
+          <m:r>
+            <w:rPr>
+              <w:rFonts w:ascii="Cambria Math" w:hAnsi="Cambria Math"/>
+              <w:color w:val="000000"/>
+              <w:kern w:val="24"/>
+              <w:sz w:val="28"/>
+              <w:szCs w:val="28"/>
+            </w:rPr>
+            <m:t>α</m:t>
+          </m:r>
+          <m:r>
+            <w:rPr>
+              <w:rFonts w:ascii="Cambria Math" w:hAnsi="Cambria Math"/>
+              <w:color w:val="000000"/>
+              <w:kern w:val="24"/>
+              <w:sz w:val="28"/>
+              <w:szCs w:val="28"/>
+            </w:rPr>
+            <m:t>=</m:t>
+          </m:r>
+          <m:f>
+            <m:fPr>
+              <m:ctrlPr>
+                <w:rPr>
+                  <w:rFonts w:ascii="Cambria Math" w:hAnsi="Cambria Math"/>
+                  <w:i/>
+                  <w:color w:val="000000"/>
+                  <w:kern w:val="24"/>
+                  <w:sz w:val="28"/>
+                  <w:szCs w:val="28"/>
+                </w:rPr>
+              </m:ctrlPr>
+            </m:fPr>
+            <m:num>
+              <m:r>
+                <w:rPr>
+                  <w:rFonts w:ascii="Cambria Math" w:hAnsi="Cambria Math"/>
+                  <w:color w:val="000000"/>
+                  <w:kern w:val="24"/>
+                  <w:sz w:val="28"/>
+                  <w:szCs w:val="28"/>
+                </w:rPr>
+                <m:t>F</m:t>
+              </m:r>
+            </m:num>
+            <m:den>
+              <m:r>
+                <w:rPr>
+                  <w:rFonts w:ascii="Cambria Math" w:hAnsi="Cambria Math"/>
+                  <w:color w:val="000000"/>
+                  <w:kern w:val="24"/>
+                  <w:sz w:val="28"/>
+                  <w:szCs w:val="28"/>
+                </w:rPr>
+                <m:t>2l</m:t>
+              </m:r>
+              <m:func>
+                <m:funcPr>
+                  <m:ctrlPr>
+                    <w:rPr>
+                      <w:rFonts w:ascii="Cambria Math" w:hAnsi="Cambria Math"/>
+                      <w:i/>
+                      <w:iCs/>
+                      <w:color w:val="000000"/>
+                      <w:kern w:val="24"/>
+                      <w:sz w:val="28"/>
+                      <w:szCs w:val="28"/>
+                    </w:rPr>
+                  </m:ctrlPr>
+                </m:funcPr>
+                <m:fName>
+                  <m:r>
+                    <m:rPr>
+                      <m:sty m:val="p"/>
+                    </m:rPr>
+                    <w:rPr>
+                      <w:rFonts w:ascii="Cambria Math" w:hAnsi="Cambria Math"/>
+                      <w:color w:val="000000"/>
+                      <w:kern w:val="24"/>
+                      <w:sz w:val="28"/>
+                      <w:szCs w:val="28"/>
+                    </w:rPr>
+                    <m:t>cos</m:t>
+                  </m:r>
+                </m:fName>
+                <m:e>
+                  <m:r>
+                    <w:rPr>
+                      <w:rFonts w:ascii="Cambria Math" w:hAnsi="Cambria Math"/>
+                      <w:color w:val="000000"/>
+                      <w:kern w:val="24"/>
+                      <w:sz w:val="28"/>
+                      <w:szCs w:val="28"/>
+                    </w:rPr>
+                    <m:t>ϑ</m:t>
+                  </m:r>
+                </m:e>
+              </m:func>
+            </m:den>
+          </m:f>
+          <m:r>
+            <w:rPr>
+              <w:rFonts w:ascii="Cambria Math" w:hAnsi="Cambria Math"/>
+              <w:color w:val="000000"/>
+              <w:kern w:val="24"/>
+              <w:sz w:val="28"/>
+              <w:szCs w:val="28"/>
+            </w:rPr>
+            <m:t>=</m:t>
+          </m:r>
+          <m:f>
+            <m:fPr>
+              <m:ctrlPr>
+                <w:rPr>
+                  <w:rFonts w:ascii="Cambria Math" w:hAnsi="Cambria Math"/>
+                  <w:i/>
+                  <w:color w:val="000000"/>
+                  <w:kern w:val="24"/>
+                  <w:sz w:val="28"/>
+                  <w:szCs w:val="28"/>
+                </w:rPr>
+              </m:ctrlPr>
+            </m:fPr>
+            <m:num>
+              <m:r>
+                <w:rPr>
+                  <w:rFonts w:ascii="Cambria Math" w:hAnsi="Cambria Math"/>
+                  <w:color w:val="000000"/>
+                  <w:kern w:val="24"/>
+                  <w:sz w:val="28"/>
+                  <w:szCs w:val="28"/>
+                </w:rPr>
+                <m:t>F</m:t>
+              </m:r>
+              <m:r>
+                <w:rPr>
+                  <w:rFonts w:ascii="Cambria Math" w:hAnsi="Cambria Math"/>
+                  <w:color w:val="000000"/>
+                  <w:kern w:val="24"/>
+                  <w:sz w:val="28"/>
+                  <w:szCs w:val="28"/>
+                </w:rPr>
+                <m:t>∓</m:t>
+              </m:r>
+              <m:r>
+                <w:rPr>
+                  <w:rFonts w:ascii="Cambria Math" w:hAnsi="Cambria Math"/>
+                  <w:color w:val="000000"/>
+                  <w:kern w:val="24"/>
+                  <w:sz w:val="28"/>
+                  <w:szCs w:val="28"/>
+                </w:rPr>
+                <m:t>tlh</m:t>
+              </m:r>
+              <m:d>
+                <m:dPr>
+                  <m:ctrlPr>
+                    <w:rPr>
+                      <w:rFonts w:ascii="Cambria Math" w:hAnsi="Cambria Math"/>
+                      <w:i/>
+                      <w:iCs/>
+                      <w:color w:val="000000"/>
+                      <w:kern w:val="24"/>
+                      <w:sz w:val="28"/>
+                      <w:szCs w:val="28"/>
+                    </w:rPr>
+                  </m:ctrlPr>
+                </m:dPr>
+                <m:e>
+                  <m:sSub>
+                    <m:sSubPr>
+                      <m:ctrlPr>
+                        <w:rPr>
+                          <w:rFonts w:ascii="Cambria Math" w:hAnsi="Cambria Math"/>
+                          <w:i/>
+                          <w:iCs/>
+                          <w:color w:val="000000"/>
+                          <w:kern w:val="24"/>
+                          <w:sz w:val="28"/>
+                          <w:szCs w:val="28"/>
+                        </w:rPr>
+                      </m:ctrlPr>
+                    </m:sSubPr>
+                    <m:e>
+                      <m:r>
+                        <w:rPr>
+                          <w:rFonts w:ascii="Cambria Math" w:hAnsi="Cambria Math"/>
+                          <w:color w:val="000000"/>
+                          <w:kern w:val="24"/>
+                          <w:sz w:val="28"/>
+                          <w:szCs w:val="28"/>
+                        </w:rPr>
+                        <m:t>ρ</m:t>
+                      </m:r>
+                    </m:e>
+                    <m:sub>
+                      <m:r>
+                        <w:rPr>
+                          <w:rFonts w:ascii="Cambria Math" w:hAnsi="Cambria Math"/>
+                          <w:color w:val="000000"/>
+                          <w:kern w:val="24"/>
+                          <w:sz w:val="28"/>
+                          <w:szCs w:val="28"/>
+                        </w:rPr>
+                        <m:t>α</m:t>
+                      </m:r>
+                    </m:sub>
+                  </m:sSub>
+                  <m:r>
+                    <w:rPr>
+                      <w:rFonts w:ascii="Cambria Math" w:hAnsi="Cambria Math"/>
+                      <w:color w:val="000000"/>
+                      <w:kern w:val="24"/>
+                      <w:sz w:val="28"/>
+                      <w:szCs w:val="28"/>
+                    </w:rPr>
+                    <m:t>-</m:t>
+                  </m:r>
+                  <m:sSub>
+                    <m:sSubPr>
+                      <m:ctrlPr>
+                        <w:rPr>
+                          <w:rFonts w:ascii="Cambria Math" w:hAnsi="Cambria Math"/>
+                          <w:i/>
+                          <w:iCs/>
+                          <w:color w:val="000000"/>
+                          <w:kern w:val="24"/>
+                          <w:sz w:val="28"/>
+                          <w:szCs w:val="28"/>
+                        </w:rPr>
+                      </m:ctrlPr>
+                    </m:sSubPr>
+                    <m:e>
+                      <m:r>
+                        <w:rPr>
+                          <w:rFonts w:ascii="Cambria Math" w:hAnsi="Cambria Math"/>
+                          <w:color w:val="000000"/>
+                          <w:kern w:val="24"/>
+                          <w:sz w:val="28"/>
+                          <w:szCs w:val="28"/>
+                        </w:rPr>
+                        <m:t>ρ</m:t>
+                      </m:r>
+                    </m:e>
+                    <m:sub>
+                      <m:r>
+                        <w:rPr>
+                          <w:rFonts w:ascii="Cambria Math" w:hAnsi="Cambria Math"/>
+                          <w:color w:val="000000"/>
+                          <w:kern w:val="24"/>
+                          <w:sz w:val="28"/>
+                          <w:szCs w:val="28"/>
+                        </w:rPr>
+                        <m:t>β</m:t>
+                      </m:r>
+                    </m:sub>
+                  </m:sSub>
+                </m:e>
+              </m:d>
+              <m:r>
+                <w:rPr>
+                  <w:rFonts w:ascii="Cambria Math" w:hAnsi="Cambria Math"/>
+                  <w:color w:val="000000"/>
+                  <w:kern w:val="24"/>
+                  <w:sz w:val="28"/>
+                  <w:szCs w:val="28"/>
+                </w:rPr>
+                <m:t>g</m:t>
+              </m:r>
+            </m:num>
+            <m:den>
+              <m:r>
+                <w:rPr>
+                  <w:rFonts w:ascii="Cambria Math" w:hAnsi="Cambria Math"/>
+                  <w:color w:val="000000"/>
+                  <w:kern w:val="24"/>
+                  <w:sz w:val="28"/>
+                  <w:szCs w:val="28"/>
+                </w:rPr>
+                <m:t>2l</m:t>
+              </m:r>
+              <m:func>
+                <m:funcPr>
+                  <m:ctrlPr>
+                    <w:rPr>
+                      <w:rFonts w:ascii="Cambria Math" w:hAnsi="Cambria Math"/>
+                      <w:i/>
+                      <w:iCs/>
+                      <w:color w:val="000000"/>
+                      <w:kern w:val="24"/>
+                      <w:sz w:val="28"/>
+                      <w:szCs w:val="28"/>
+                    </w:rPr>
+                  </m:ctrlPr>
+                </m:funcPr>
+                <m:fName>
+                  <m:r>
+                    <m:rPr>
+                      <m:sty m:val="p"/>
+                    </m:rPr>
+                    <w:rPr>
+                      <w:rFonts w:ascii="Cambria Math" w:hAnsi="Cambria Math"/>
+                      <w:color w:val="000000"/>
+                      <w:kern w:val="24"/>
+                      <w:sz w:val="28"/>
+                      <w:szCs w:val="28"/>
+                    </w:rPr>
+                    <m:t>cos</m:t>
+                  </m:r>
+                </m:fName>
+                <m:e>
+                  <m:r>
+                    <w:rPr>
+                      <w:rFonts w:ascii="Cambria Math" w:hAnsi="Cambria Math"/>
+                      <w:color w:val="000000"/>
+                      <w:kern w:val="24"/>
+                      <w:sz w:val="28"/>
+                      <w:szCs w:val="28"/>
+                    </w:rPr>
+                    <m:t>ϑ</m:t>
+                  </m:r>
+                </m:e>
+              </m:func>
+            </m:den>
+          </m:f>
+        </m:oMath>
+      </m:oMathPara>
+    </w:p>
+    <w:p>
+      <w:pPr>
+        <w:spacing w:line="360" w:lineRule="auto"/>
+        <w:jc w:val="both"/>
+        <w:rPr>
+          <w:rFonts w:ascii="Times New Roman" w:hAnsi="Times New Roman"/>
+          <w:iCs/>
+          <w:color w:val="000000"/>
+          <w:kern w:val="24"/>
+          <w:sz w:val="28"/>
+          <w:szCs w:val="28"/>
+          <w:lang w:val="ru-RU"/>
+        </w:rPr>
+      </w:pPr>
+      <w:r>
+        <w:rPr>
+          <w:rFonts w:ascii="Times New Roman" w:hAnsi="Times New Roman"/>
+          <w:color w:val="000000"/>
+          <w:kern w:val="24"/>
+          <w:sz w:val="28"/>
+          <w:szCs w:val="28"/>
+          <w:lang w:val="ru-RU"/>
+        </w:rPr>
+        <w:t xml:space="preserve">где </w:t>
+      </w:r>
+      <w:r>
+        <w:rPr>
+          <w:rFonts w:ascii="Times New Roman" w:hAnsi="Times New Roman"/>
+          <w:color w:val="000000"/>
+          <w:kern w:val="24"/>
+          <w:sz w:val="28"/>
+          <w:szCs w:val="28"/>
+        </w:rPr>
+        <w:t>F</w:t>
+      </w:r>
+      <w:r>
+        <w:rPr>
+          <w:rFonts w:ascii="Times New Roman" w:hAnsi="Times New Roman"/>
+          <w:color w:val="000000"/>
+          <w:kern w:val="24"/>
+          <w:sz w:val="28"/>
+          <w:szCs w:val="28"/>
+          <w:lang w:val="ru-RU"/>
+        </w:rPr>
+        <w:t xml:space="preserve"> </w:t>
+      </w:r>
+      <w:r>
+        <w:rPr>
+          <w:rFonts w:ascii="Times New Roman" w:hAnsi="Times New Roman"/>
+          <w:color w:val="000000"/>
+          <w:kern w:val="24"/>
+          <w:sz w:val="28"/>
+          <w:szCs w:val="28"/>
+          <w:lang w:val="ru-RU"/>
+        </w:rPr>
+        <w:t>–</w:t>
+      </w:r>
+      <w:r>
+        <w:rPr>
+          <w:rFonts w:ascii="Times New Roman" w:hAnsi="Times New Roman"/>
+          <w:color w:val="000000"/>
+          <w:kern w:val="24"/>
+          <w:sz w:val="28"/>
+          <w:szCs w:val="28"/>
+          <w:lang w:val="ru-RU"/>
+        </w:rPr>
+        <w:t xml:space="preserve"> </w:t>
+      </w:r>
+      <w:r>
+        <w:rPr>
+          <w:rFonts w:ascii="Times New Roman" w:hAnsi="Times New Roman"/>
+          <w:color w:val="000000"/>
+          <w:kern w:val="24"/>
+          <w:sz w:val="28"/>
+          <w:szCs w:val="28"/>
+          <w:lang w:val="ru-RU"/>
+        </w:rPr>
+        <w:t>сила, приложенная к пластине,</w:t>
+      </w:r>
+      <w:r>
+        <w:rPr>
+          <w:rFonts w:ascii="Times New Roman" w:hAnsi="Times New Roman"/>
+          <w:color w:val="000000"/>
+          <w:kern w:val="24"/>
+          <w:sz w:val="28"/>
+          <w:szCs w:val="28"/>
+          <w:lang w:val="ru-RU"/>
+        </w:rPr>
+        <w:t xml:space="preserve"> </w:t>
+      </w:r>
+      <w:r>
+        <w:rPr>
+          <w:rFonts w:ascii="Times New Roman" w:hAnsi="Times New Roman"/>
+          <w:color w:val="000000"/>
+          <w:kern w:val="24"/>
+          <w:sz w:val="28"/>
+          <w:szCs w:val="28"/>
+        </w:rPr>
+        <w:t>ϑ</w:t>
+      </w:r>
+      <w:r>
+        <w:rPr>
+          <w:rFonts w:ascii="Times New Roman" w:hAnsi="Times New Roman"/>
+          <w:iCs/>
+          <w:color w:val="000000"/>
+          <w:kern w:val="24"/>
+          <w:sz w:val="28"/>
+          <w:szCs w:val="28"/>
+          <w:lang w:val="ru-RU"/>
+        </w:rPr>
+        <w:t xml:space="preserve"> – </w:t>
+      </w:r>
+      <w:r>
+        <w:rPr>
+          <w:rFonts w:ascii="Times New Roman" w:hAnsi="Times New Roman"/>
+          <w:iCs/>
+          <w:color w:val="000000"/>
+          <w:kern w:val="24"/>
+          <w:sz w:val="28"/>
+          <w:szCs w:val="28"/>
+          <w:lang w:val="ru-RU"/>
+        </w:rPr>
+        <w:t>угол под мениском,</w:t>
+      </w:r>
+      <w:r>
+        <w:rPr>
+          <w:rFonts w:ascii="Times New Roman" w:hAnsi="Times New Roman"/>
+          <w:color w:val="000000"/>
+          <w:kern w:val="24"/>
+          <w:sz w:val="28"/>
+          <w:szCs w:val="28"/>
+          <w:lang w:val="ru-RU"/>
+        </w:rPr>
+        <w:t xml:space="preserve"> </w:t>
+      </w:r>
+      <w:r>
+        <w:rPr>
+          <w:rFonts w:ascii="Times New Roman" w:hAnsi="Times New Roman"/>
+          <w:color w:val="000000"/>
+          <w:kern w:val="24"/>
+          <w:sz w:val="28"/>
+          <w:szCs w:val="28"/>
+        </w:rPr>
+        <w:t>t</w:t>
+      </w:r>
+      <w:r>
+        <w:rPr>
+          <w:rFonts w:ascii="Times New Roman" w:hAnsi="Times New Roman"/>
+          <w:color w:val="000000"/>
+          <w:kern w:val="24"/>
+          <w:sz w:val="28"/>
+          <w:szCs w:val="28"/>
+          <w:lang w:val="ru-RU"/>
+        </w:rPr>
+        <w:t xml:space="preserve"> </w:t>
+      </w:r>
+      <w:r>
+        <w:rPr>
+          <w:rFonts w:ascii="Times New Roman" w:hAnsi="Times New Roman"/>
+          <w:color w:val="000000"/>
+          <w:kern w:val="24"/>
+          <w:sz w:val="28"/>
+          <w:szCs w:val="28"/>
+          <w:lang w:val="ru-RU"/>
+        </w:rPr>
+        <w:t xml:space="preserve">и </w:t>
+      </w:r>
+      <w:r>
+        <w:rPr>
+          <w:rFonts w:ascii="Times New Roman" w:hAnsi="Times New Roman"/>
+          <w:color w:val="000000"/>
+          <w:kern w:val="24"/>
+          <w:sz w:val="28"/>
+          <w:szCs w:val="28"/>
+        </w:rPr>
+        <w:t>l</w:t>
+      </w:r>
+      <w:r>
+        <w:rPr>
+          <w:rFonts w:ascii="Times New Roman" w:hAnsi="Times New Roman"/>
+          <w:color w:val="000000"/>
+          <w:kern w:val="24"/>
+          <w:sz w:val="28"/>
+          <w:szCs w:val="28"/>
+          <w:lang w:val="ru-RU"/>
+        </w:rPr>
+        <w:t xml:space="preserve"> – размеры пластинки, </w:t>
+      </w:r>
+      <m:oMath>
+        <m:sSub>
+          <m:sSubPr>
+            <m:ctrlPr>
+              <w:rPr>
+                <w:rFonts w:ascii="Cambria Math" w:hAnsi="Cambria Math"/>
+                <w:i/>
+                <w:iCs/>
+                <w:color w:val="000000"/>
+                <w:kern w:val="24"/>
+                <w:sz w:val="28"/>
+                <w:szCs w:val="28"/>
+              </w:rPr>
+            </m:ctrlPr>
+          </m:sSubPr>
+          <m:e>
+            <m:r>
+              <w:rPr>
+                <w:rFonts w:ascii="Cambria Math" w:hAnsi="Cambria Math"/>
+                <w:color w:val="000000"/>
+                <w:kern w:val="24"/>
+                <w:sz w:val="28"/>
+                <w:szCs w:val="28"/>
+              </w:rPr>
+              <m:t>ρ</m:t>
+            </m:r>
+          </m:e>
+          <m:sub>
+            <m:r>
+              <w:rPr>
+                <w:rFonts w:ascii="Cambria Math" w:hAnsi="Cambria Math"/>
+                <w:color w:val="000000"/>
+                <w:kern w:val="24"/>
+                <w:sz w:val="28"/>
+                <w:szCs w:val="28"/>
+              </w:rPr>
+              <m:t>α</m:t>
+            </m:r>
+          </m:sub>
+        </m:sSub>
+      </m:oMath>
+      <w:r>
+        <w:rPr>
+          <w:rFonts w:ascii="Times New Roman" w:hAnsi="Times New Roman"/>
+          <w:iCs/>
+          <w:color w:val="000000"/>
+          <w:kern w:val="24"/>
+          <w:sz w:val="28"/>
+          <w:szCs w:val="28"/>
+          <w:lang w:val="ru-RU"/>
+        </w:rPr>
+        <w:t xml:space="preserve"> и</w:t>
+      </w:r>
+      <w:r>
+        <w:rPr>
+          <w:rFonts w:ascii="Times New Roman" w:hAnsi="Times New Roman"/>
+          <w:color w:val="000000"/>
+          <w:kern w:val="24"/>
+          <w:sz w:val="28"/>
+          <w:szCs w:val="28"/>
+          <w:lang w:val="ru-RU"/>
+        </w:rPr>
+        <w:t xml:space="preserve"> </w:t>
+      </w:r>
+      <m:oMath>
+        <m:sSub>
+          <m:sSubPr>
+            <m:ctrlPr>
+              <w:rPr>
+                <w:rFonts w:ascii="Cambria Math" w:hAnsi="Cambria Math"/>
+                <w:i/>
+                <w:iCs/>
+                <w:color w:val="000000"/>
+                <w:kern w:val="24"/>
+                <w:sz w:val="28"/>
+                <w:szCs w:val="28"/>
+              </w:rPr>
+            </m:ctrlPr>
+          </m:sSubPr>
+          <m:e>
+            <m:r>
+              <w:rPr>
+                <w:rFonts w:ascii="Cambria Math" w:hAnsi="Cambria Math"/>
+                <w:color w:val="000000"/>
+                <w:kern w:val="24"/>
+                <w:sz w:val="28"/>
+                <w:szCs w:val="28"/>
+              </w:rPr>
+              <m:t>ρ</m:t>
+            </m:r>
+          </m:e>
+          <m:sub>
+            <m:r>
+              <w:rPr>
+                <w:rFonts w:ascii="Cambria Math" w:hAnsi="Cambria Math"/>
+                <w:color w:val="000000"/>
+                <w:kern w:val="24"/>
+                <w:sz w:val="28"/>
+                <w:szCs w:val="28"/>
+              </w:rPr>
+              <m:t>β</m:t>
+            </m:r>
+          </m:sub>
+        </m:sSub>
+      </m:oMath>
+      <w:r>
+        <w:rPr>
+          <w:rFonts w:ascii="Times New Roman" w:hAnsi="Times New Roman"/>
+          <w:iCs/>
+          <w:color w:val="000000"/>
+          <w:kern w:val="24"/>
+          <w:sz w:val="28"/>
+          <w:szCs w:val="28"/>
+          <w:lang w:val="ru-RU"/>
+        </w:rPr>
+        <w:t xml:space="preserve"> – плотности сред исследуемой и внешней соответственно, </w:t>
+      </w:r>
+      <w:r>
+        <w:rPr>
+          <w:rFonts w:ascii="Times New Roman" w:hAnsi="Times New Roman"/>
+          <w:iCs/>
+          <w:color w:val="000000"/>
+          <w:kern w:val="24"/>
+          <w:sz w:val="28"/>
+          <w:szCs w:val="28"/>
+        </w:rPr>
+        <w:t>h</w:t>
+      </w:r>
+      <w:r>
+        <w:rPr>
+          <w:rFonts w:ascii="Times New Roman" w:hAnsi="Times New Roman"/>
+          <w:iCs/>
+          <w:color w:val="000000"/>
+          <w:kern w:val="24"/>
+          <w:sz w:val="28"/>
+          <w:szCs w:val="28"/>
+          <w:lang w:val="ru-RU"/>
+        </w:rPr>
+        <w:t xml:space="preserve"> </w:t>
+      </w:r>
+      <w:r>
+        <w:rPr>
+          <w:rFonts w:ascii="Times New Roman" w:hAnsi="Times New Roman"/>
+          <w:iCs/>
+          <w:color w:val="000000"/>
+          <w:kern w:val="24"/>
+          <w:sz w:val="28"/>
+          <w:szCs w:val="28"/>
+          <w:lang w:val="ru-RU"/>
+        </w:rPr>
+        <w:t>–</w:t>
+      </w:r>
+      <w:r>
+        <w:rPr>
+          <w:rFonts w:ascii="Times New Roman" w:hAnsi="Times New Roman"/>
+          <w:iCs/>
+          <w:color w:val="000000"/>
+          <w:kern w:val="24"/>
+          <w:sz w:val="28"/>
+          <w:szCs w:val="28"/>
+          <w:lang w:val="ru-RU"/>
+        </w:rPr>
+        <w:t xml:space="preserve"> </w:t>
+      </w:r>
+      <w:r>
+        <w:rPr>
+          <w:rFonts w:ascii="Times New Roman" w:hAnsi="Times New Roman"/>
+          <w:iCs/>
+          <w:color w:val="000000"/>
+          <w:kern w:val="24"/>
+          <w:sz w:val="28"/>
+          <w:szCs w:val="28"/>
+          <w:lang w:val="ru-RU"/>
+        </w:rPr>
+        <w:t xml:space="preserve">высота пластинки над уровнем жидкости, </w:t>
+      </w:r>
+      <w:r>
+        <w:rPr>
+          <w:rFonts w:ascii="Times New Roman" w:hAnsi="Times New Roman"/>
+          <w:iCs/>
+          <w:color w:val="000000"/>
+          <w:kern w:val="24"/>
+          <w:sz w:val="28"/>
+          <w:szCs w:val="28"/>
+        </w:rPr>
+        <w:t>g</w:t>
+      </w:r>
+      <w:r>
+        <w:rPr>
+          <w:rFonts w:ascii="Times New Roman" w:hAnsi="Times New Roman"/>
+          <w:iCs/>
+          <w:color w:val="000000"/>
+          <w:kern w:val="24"/>
+          <w:sz w:val="28"/>
+          <w:szCs w:val="28"/>
+          <w:lang w:val="ru-RU"/>
+        </w:rPr>
+        <w:t xml:space="preserve"> </w:t>
+      </w:r>
+      <w:r>
+        <w:rPr>
+          <w:rFonts w:ascii="Times New Roman" w:hAnsi="Times New Roman"/>
+          <w:iCs/>
+          <w:color w:val="000000"/>
+          <w:kern w:val="24"/>
+          <w:sz w:val="28"/>
+          <w:szCs w:val="28"/>
+          <w:lang w:val="ru-RU"/>
+        </w:rPr>
+        <w:t>–</w:t>
+      </w:r>
+      <w:r>
+        <w:rPr>
+          <w:rFonts w:ascii="Times New Roman" w:hAnsi="Times New Roman"/>
+          <w:iCs/>
+          <w:color w:val="000000"/>
+          <w:kern w:val="24"/>
+          <w:sz w:val="28"/>
+          <w:szCs w:val="28"/>
+          <w:lang w:val="ru-RU"/>
+        </w:rPr>
+        <w:t xml:space="preserve"> </w:t>
+      </w:r>
+      <w:r>
+        <w:rPr>
+          <w:rFonts w:ascii="Times New Roman" w:hAnsi="Times New Roman"/>
+          <w:iCs/>
+          <w:color w:val="000000"/>
+          <w:kern w:val="24"/>
+          <w:sz w:val="28"/>
+          <w:szCs w:val="28"/>
+          <w:lang w:val="ru-RU"/>
+        </w:rPr>
+        <w:t>ускорение свободного падения.</w:t>
+      </w:r>
+    </w:p>
+    <w:p>
+      <w:pPr>
+        <w:spacing w:line="360" w:lineRule="auto"/>
+        <w:ind w:firstLine="709"/>
+        <w:jc w:val="both"/>
+        <w:rPr>
+          <w:rFonts w:ascii="Times New Roman" w:hAnsi="Times New Roman"/>
+          <w:iCs/>
+          <w:color w:val="000000"/>
+          <w:kern w:val="24"/>
+          <w:sz w:val="28"/>
+          <w:szCs w:val="28"/>
+          <w:lang w:val="ru-RU"/>
+        </w:rPr>
+      </w:pPr>
     </w:p>
     <w:p>
       <w:pPr>
@@ -8897,6 +10039,7 @@
         </w:rPr>
         <w:t xml:space="preserve"> радиус кривизны поверхности капли сначала убывает, а затем, достигнув минимума, начинает возрастать (рис</w:t>
       </w:r>
+      <w:proofErr w:type="spellStart"/>
       <w:r>
         <w:rPr>
           <w:rFonts w:ascii="Times New Roman" w:hAnsi="Times New Roman"/>
@@ -8909,6 +10052,7 @@
         </w:rPr>
         <w:t>унок</w:t>
       </w:r>
+      <w:proofErr w:type="spellEnd"/>
       <w:r>
         <w:rPr>
           <w:rFonts w:ascii="Times New Roman" w:hAnsi="Times New Roman"/>
@@ -9060,6 +10204,7 @@
           <w:szCs w:val="28"/>
           <w:lang w:val="ru-RU"/>
         </w:rPr>
+        <w:lastRenderedPageBreak/>
         <w:t>Рисунок 1.</w:t>
       </w:r>
       <w:r>
@@ -9607,7 +10752,6 @@
           <w:szCs w:val="28"/>
           <w:lang w:val="ru-RU"/>
         </w:rPr>
-        <w:lastRenderedPageBreak/>
         <w:t>Таким образом,</w:t>
       </w:r>
     </w:p>
@@ -9762,7 +10906,6 @@
     <w:p>
       <w:pPr>
         <w:spacing w:line="360" w:lineRule="auto"/>
-        <w:ind w:firstLine="709"/>
         <w:jc w:val="both"/>
         <w:rPr>
           <w:rFonts w:ascii="Times New Roman" w:hAnsi="Times New Roman"/>
@@ -9784,7 +10927,19 @@
           <w:szCs w:val="28"/>
           <w:lang w:val="ru-RU"/>
         </w:rPr>
-        <w:t xml:space="preserve">Здесь </w:t>
+        <w:t>з</w:t>
+      </w:r>
+      <w:r>
+        <w:rPr>
+          <w:rFonts w:ascii="Times New Roman" w:hAnsi="Times New Roman"/>
+          <w:iCs/>
+          <w:color w:val="000000"/>
+          <w:kern w:val="24"/>
+          <w:sz w:val="28"/>
+          <w:szCs w:val="28"/>
+          <w:lang w:val="ru-RU"/>
+        </w:rPr>
+        <w:t xml:space="preserve">десь </w:t>
       </w:r>
       <m:oMath>
         <m:r>
@@ -9919,8 +11074,180 @@
           <w:szCs w:val="28"/>
           <w:lang w:val="ru-RU"/>
         </w:rPr>
-        <w:t>) количества капель раствора.</w:t>
-      </w:r>
+        <w:t>) количества капель раствора</w:t>
+      </w:r>
+      <w:r>
+        <w:rPr>
+          <w:rFonts w:ascii="Times New Roman" w:hAnsi="Times New Roman"/>
+          <w:iCs/>
+          <w:color w:val="000000"/>
+          <w:kern w:val="24"/>
+          <w:sz w:val="28"/>
+          <w:szCs w:val="28"/>
+          <w:lang w:val="ru-RU"/>
+        </w:rPr>
+        <w:t xml:space="preserve">, </w:t>
+      </w:r>
+      <w:r>
+        <w:rPr>
+          <w:rFonts w:ascii="Times New Roman" w:hAnsi="Times New Roman"/>
+          <w:iCs/>
+          <w:color w:val="000000"/>
+          <w:kern w:val="24"/>
+          <w:sz w:val="28"/>
+          <w:szCs w:val="28"/>
+        </w:rPr>
+        <w:t>d</w:t>
+      </w:r>
+      <w:r>
+        <w:rPr>
+          <w:rFonts w:ascii="Times New Roman" w:hAnsi="Times New Roman"/>
+          <w:iCs/>
+          <w:color w:val="000000"/>
+          <w:kern w:val="24"/>
+          <w:sz w:val="28"/>
+          <w:szCs w:val="28"/>
+          <w:lang w:val="ru-RU"/>
+        </w:rPr>
+        <w:t xml:space="preserve"> </w:t>
+      </w:r>
+      <w:r>
+        <w:rPr>
+          <w:rFonts w:ascii="Times New Roman" w:hAnsi="Times New Roman"/>
+          <w:iCs/>
+          <w:color w:val="000000"/>
+          <w:kern w:val="24"/>
+          <w:sz w:val="28"/>
+          <w:szCs w:val="28"/>
+          <w:lang w:val="ru-RU"/>
+        </w:rPr>
+        <w:t>–</w:t>
+      </w:r>
+      <w:r>
+        <w:rPr>
+          <w:rFonts w:ascii="Times New Roman" w:hAnsi="Times New Roman"/>
+          <w:iCs/>
+          <w:color w:val="000000"/>
+          <w:kern w:val="24"/>
+          <w:sz w:val="28"/>
+          <w:szCs w:val="28"/>
+          <w:lang w:val="ru-RU"/>
+        </w:rPr>
+        <w:t xml:space="preserve"> </w:t>
+      </w:r>
+      <w:r>
+        <w:rPr>
+          <w:rFonts w:ascii="Times New Roman" w:hAnsi="Times New Roman"/>
+          <w:iCs/>
+          <w:color w:val="000000"/>
+          <w:kern w:val="24"/>
+          <w:sz w:val="28"/>
+          <w:szCs w:val="28"/>
+          <w:lang w:val="ru-RU"/>
+        </w:rPr>
+        <w:t xml:space="preserve">диаметр капилляра, </w:t>
+      </w:r>
+      <w:r>
+        <w:rPr>
+          <w:rFonts w:ascii="Times New Roman" w:hAnsi="Times New Roman"/>
+          <w:iCs/>
+          <w:color w:val="000000"/>
+          <w:kern w:val="24"/>
+          <w:sz w:val="28"/>
+          <w:szCs w:val="28"/>
+        </w:rPr>
+        <w:t>g</w:t>
+      </w:r>
+      <w:r>
+        <w:rPr>
+          <w:rFonts w:ascii="Times New Roman" w:hAnsi="Times New Roman"/>
+          <w:iCs/>
+          <w:color w:val="000000"/>
+          <w:kern w:val="24"/>
+          <w:sz w:val="28"/>
+          <w:szCs w:val="28"/>
+          <w:lang w:val="ru-RU"/>
+        </w:rPr>
+        <w:t xml:space="preserve"> </w:t>
+      </w:r>
+      <w:r>
+        <w:rPr>
+          <w:rFonts w:ascii="Times New Roman" w:hAnsi="Times New Roman"/>
+          <w:iCs/>
+          <w:color w:val="000000"/>
+          <w:kern w:val="24"/>
+          <w:sz w:val="28"/>
+          <w:szCs w:val="28"/>
+          <w:lang w:val="ru-RU"/>
+        </w:rPr>
+        <w:t>–</w:t>
+      </w:r>
+      <w:r>
+        <w:rPr>
+          <w:rFonts w:ascii="Times New Roman" w:hAnsi="Times New Roman"/>
+          <w:iCs/>
+          <w:color w:val="000000"/>
+          <w:kern w:val="24"/>
+          <w:sz w:val="28"/>
+          <w:szCs w:val="28"/>
+          <w:lang w:val="ru-RU"/>
+        </w:rPr>
+        <w:t xml:space="preserve"> </w:t>
+      </w:r>
+      <w:r>
+        <w:rPr>
+          <w:rFonts w:ascii="Times New Roman" w:hAnsi="Times New Roman"/>
+          <w:iCs/>
+          <w:color w:val="000000"/>
+          <w:kern w:val="24"/>
+          <w:sz w:val="28"/>
+          <w:szCs w:val="28"/>
+          <w:lang w:val="ru-RU"/>
+        </w:rPr>
+        <w:t>ускорение свободного падения</w:t>
+      </w:r>
+      <w:r>
+        <w:rPr>
+          <w:rFonts w:ascii="Times New Roman" w:hAnsi="Times New Roman"/>
+          <w:iCs/>
+          <w:color w:val="000000"/>
+          <w:kern w:val="24"/>
+          <w:sz w:val="28"/>
+          <w:szCs w:val="28"/>
+          <w:lang w:val="ru-RU"/>
+        </w:rPr>
+        <w:t>.</w:t>
+      </w:r>
+    </w:p>
+    <w:p>
+      <w:pPr>
+        <w:spacing w:line="360" w:lineRule="auto"/>
+        <w:jc w:val="both"/>
+        <w:rPr>
+          <w:rFonts w:ascii="Times New Roman" w:hAnsi="Times New Roman"/>
+          <w:iCs/>
+          <w:color w:val="000000"/>
+          <w:kern w:val="24"/>
+          <w:sz w:val="28"/>
+          <w:szCs w:val="28"/>
+          <w:lang w:val="ru-RU"/>
+        </w:rPr>
+      </w:pPr>
+    </w:p>
+    <w:p>
+      <w:pPr>
+        <w:spacing w:line="360" w:lineRule="auto"/>
+        <w:jc w:val="both"/>
+        <w:rPr>
+          <w:rFonts w:ascii="Times New Roman" w:hAnsi="Times New Roman"/>
+          <w:iCs/>
+          <w:color w:val="000000"/>
+          <w:kern w:val="24"/>
+          <w:sz w:val="28"/>
+          <w:szCs w:val="28"/>
+          <w:lang w:val="ru-RU"/>
+        </w:rPr>
+      </w:pPr>
     </w:p>
     <w:p>
       <w:pPr>
@@ -10011,6 +11338,22 @@
           <w:lang w:val="ru-RU"/>
         </w:rPr>
       </w:pPr>
+    </w:p>
+    <w:p>
+      <w:pPr>
+        <w:spacing w:line="360" w:lineRule="auto"/>
+        <w:ind w:firstLine="709"/>
+        <w:jc w:val="both"/>
+        <w:rPr>
+          <w:rFonts w:ascii="Times New Roman" w:hAnsi="Times New Roman"/>
+          <w:iCs/>
+          <w:color w:val="000000"/>
+          <w:kern w:val="24"/>
+          <w:sz w:val="28"/>
+          <w:szCs w:val="28"/>
+          <w:lang w:val="ru-RU"/>
+        </w:rPr>
+      </w:pPr>
       <w:r>
         <w:rPr>
           <w:rFonts w:ascii="Times New Roman" w:hAnsi="Times New Roman"/>
@@ -10134,6 +11477,7 @@
           <w:szCs w:val="28"/>
           <w:lang w:val="ru-RU"/>
         </w:rPr>
+        <w:lastRenderedPageBreak/>
         <w:drawing>
           <wp:inline distT="0" distB="0" distL="0" distR="0" wp14:anchorId="42148293" wp14:editId="33508E94">
             <wp:extent cx="2035834" cy="2061282"/>
@@ -10449,20 +11793,7 @@
           <w:szCs w:val="28"/>
           <w:lang w:val="ru-RU"/>
         </w:rPr>
-        <w:t xml:space="preserve"> и среднего </w:t>
-      </w:r>
-      <w:r>
-        <w:rPr>
-          <w:rFonts w:ascii="Times New Roman" w:hAnsi="Times New Roman"/>
-          <w:iCs/>
-          <w:color w:val="000000"/>
-          <w:kern w:val="24"/>
-          <w:sz w:val="28"/>
-          <w:szCs w:val="28"/>
-          <w:lang w:val="ru-RU"/>
-        </w:rPr>
-        <w:lastRenderedPageBreak/>
-        <w:t>радиуса цилиндра</w:t>
+        <w:t xml:space="preserve"> и среднего радиуса цилиндра</w:t>
       </w:r>
       <w:r>
         <w:rPr>
@@ -11037,6 +12368,7 @@
           <w:szCs w:val="28"/>
           <w:lang w:val="ru-RU"/>
         </w:rPr>
+        <w:lastRenderedPageBreak/>
         <w:drawing>
           <wp:inline distT="0" distB="0" distL="0" distR="0" wp14:anchorId="11DE9BB9" wp14:editId="01BC5B90">
             <wp:extent cx="3116538" cy="1846053"/>
@@ -11562,7 +12894,6 @@
     <w:p>
       <w:pPr>
         <w:spacing w:line="360" w:lineRule="auto"/>
-        <w:ind w:firstLine="709"/>
         <w:jc w:val="both"/>
         <w:rPr>
           <w:rFonts w:ascii="Times New Roman" w:hAnsi="Times New Roman"/>
@@ -11574,6 +12905,178 @@
           <w:lang w:val="ru-RU"/>
         </w:rPr>
       </w:pPr>
+      <w:r>
+        <w:rPr>
+          <w:rFonts w:ascii="Times New Roman" w:hAnsi="Times New Roman"/>
+          <w:iCs/>
+          <w:color w:val="000000"/>
+          <w:kern w:val="24"/>
+          <w:sz w:val="28"/>
+          <w:szCs w:val="28"/>
+          <w:lang w:val="ru-RU"/>
+        </w:rPr>
+        <w:t xml:space="preserve">где </w:t>
+      </w:r>
+      <m:oMath>
+        <m:r>
+          <w:rPr>
+            <w:rFonts w:ascii="Cambria Math" w:hAnsi="Cambria Math"/>
+            <w:color w:val="000000"/>
+            <w:kern w:val="24"/>
+            <w:sz w:val="28"/>
+            <w:szCs w:val="28"/>
+            <w:lang w:val="ru-RU"/>
+          </w:rPr>
+          <m:t>ρ</m:t>
+        </m:r>
+      </m:oMath>
+      <w:r>
+        <w:rPr>
+          <w:rFonts w:ascii="Times New Roman" w:hAnsi="Times New Roman"/>
+          <w:color w:val="000000"/>
+          <w:kern w:val="24"/>
+          <w:sz w:val="28"/>
+          <w:szCs w:val="28"/>
+          <w:lang w:val="ru-RU"/>
+        </w:rPr>
+        <w:t xml:space="preserve"> – плотность исследуемой жидкости, </w:t>
+      </w:r>
+      <m:oMath>
+        <m:r>
+          <w:rPr>
+            <w:rFonts w:ascii="Cambria Math" w:hAnsi="Cambria Math"/>
+            <w:color w:val="000000"/>
+            <w:kern w:val="24"/>
+            <w:sz w:val="28"/>
+            <w:szCs w:val="28"/>
+          </w:rPr>
+          <m:t>Q</m:t>
+        </m:r>
+      </m:oMath>
+      <w:r>
+        <w:rPr>
+          <w:rFonts w:ascii="Times New Roman" w:hAnsi="Times New Roman"/>
+          <w:color w:val="000000"/>
+          <w:kern w:val="24"/>
+          <w:sz w:val="28"/>
+          <w:szCs w:val="28"/>
+          <w:lang w:val="ru-RU"/>
+        </w:rPr>
+        <w:t xml:space="preserve"> – расход жидкости, </w:t>
+      </w:r>
+      <m:oMath>
+        <m:sSub>
+          <m:sSubPr>
+            <m:ctrlPr>
+              <w:rPr>
+                <w:rFonts w:ascii="Cambria Math" w:hAnsi="Cambria Math"/>
+                <w:i/>
+                <w:iCs/>
+                <w:color w:val="000000"/>
+                <w:kern w:val="24"/>
+                <w:sz w:val="28"/>
+                <w:szCs w:val="28"/>
+                <w:lang w:val="ru-RU"/>
+              </w:rPr>
+            </m:ctrlPr>
+          </m:sSubPr>
+          <m:e>
+            <m:r>
+              <w:rPr>
+                <w:rFonts w:ascii="Cambria Math" w:hAnsi="Cambria Math"/>
+                <w:color w:val="000000"/>
+                <w:kern w:val="24"/>
+                <w:sz w:val="28"/>
+                <w:szCs w:val="28"/>
+                <w:lang w:val="ru-RU"/>
+              </w:rPr>
+              <m:t>r</m:t>
+            </m:r>
+          </m:e>
+          <m:sub>
+            <m:r>
+              <w:rPr>
+                <w:rFonts w:ascii="Cambria Math" w:hAnsi="Cambria Math"/>
+                <w:color w:val="000000"/>
+                <w:kern w:val="24"/>
+                <w:sz w:val="28"/>
+                <w:szCs w:val="28"/>
+                <w:lang w:val="ru-RU"/>
+              </w:rPr>
+              <m:t>0</m:t>
+            </m:r>
+          </m:sub>
+        </m:sSub>
+      </m:oMath>
+      <w:r>
+        <w:rPr>
+          <w:rFonts w:ascii="Times New Roman" w:hAnsi="Times New Roman"/>
+          <w:iCs/>
+          <w:color w:val="000000"/>
+          <w:kern w:val="24"/>
+          <w:sz w:val="28"/>
+          <w:szCs w:val="28"/>
+          <w:lang w:val="ru-RU"/>
+        </w:rPr>
+        <w:t xml:space="preserve"> – средний радиус цилиндра, </w:t>
+      </w:r>
+      <m:oMath>
+        <m:r>
+          <w:rPr>
+            <w:rFonts w:ascii="Cambria Math" w:hAnsi="Cambria Math"/>
+            <w:color w:val="000000"/>
+            <w:kern w:val="24"/>
+            <w:sz w:val="28"/>
+            <w:szCs w:val="28"/>
+            <w:lang w:val="ru-RU"/>
+          </w:rPr>
+          <m:t>λ</m:t>
+        </m:r>
+      </m:oMath>
+      <w:r>
+        <w:rPr>
+          <w:rFonts w:ascii="Times New Roman" w:hAnsi="Times New Roman"/>
+          <w:color w:val="000000"/>
+          <w:kern w:val="24"/>
+          <w:sz w:val="28"/>
+          <w:szCs w:val="28"/>
+          <w:lang w:val="ru-RU"/>
+        </w:rPr>
+        <w:t xml:space="preserve"> </w:t>
+      </w:r>
+      <w:r>
+        <w:rPr>
+          <w:rFonts w:ascii="Times New Roman" w:hAnsi="Times New Roman"/>
+          <w:color w:val="000000"/>
+          <w:kern w:val="24"/>
+          <w:sz w:val="28"/>
+          <w:szCs w:val="28"/>
+          <w:lang w:val="ru-RU"/>
+        </w:rPr>
+        <w:t>–</w:t>
+      </w:r>
+      <w:r>
+        <w:rPr>
+          <w:rFonts w:ascii="Times New Roman" w:hAnsi="Times New Roman"/>
+          <w:color w:val="000000"/>
+          <w:kern w:val="24"/>
+          <w:sz w:val="28"/>
+          <w:szCs w:val="28"/>
+          <w:lang w:val="ru-RU"/>
+        </w:rPr>
+        <w:t xml:space="preserve"> </w:t>
+      </w:r>
+      <w:r>
+        <w:rPr>
+          <w:rFonts w:ascii="Times New Roman" w:hAnsi="Times New Roman"/>
+          <w:color w:val="000000"/>
+          <w:kern w:val="24"/>
+          <w:sz w:val="28"/>
+          <w:szCs w:val="28"/>
+          <w:lang w:val="ru-RU"/>
+        </w:rPr>
+        <w:t>длина волны осцилляции струи, 2 и 3 – цифры.</w:t>
+      </w:r>
     </w:p>
     <w:p>
       <w:pPr>
@@ -11582,6 +13085,22 @@
         <w:jc w:val="both"/>
         <w:rPr>
           <w:rFonts w:ascii="Times New Roman" w:hAnsi="Times New Roman"/>
+          <w:iCs/>
+          <w:color w:val="000000"/>
+          <w:kern w:val="24"/>
+          <w:sz w:val="28"/>
+          <w:szCs w:val="28"/>
+          <w:lang w:val="ru-RU"/>
+        </w:rPr>
+      </w:pPr>
+    </w:p>
+    <w:p>
+      <w:pPr>
+        <w:spacing w:line="360" w:lineRule="auto"/>
+        <w:ind w:firstLine="709"/>
+        <w:jc w:val="both"/>
+        <w:rPr>
+          <w:rFonts w:ascii="Times New Roman" w:hAnsi="Times New Roman"/>
           <w:b/>
           <w:bCs/>
           <w:iCs/>
@@ -11604,7 +13123,37 @@
           <w:szCs w:val="28"/>
           <w:lang w:val="ru-RU"/>
         </w:rPr>
-        <w:t>Метод пузырькового давления (Метод Ребиндера)</w:t>
+        <w:t xml:space="preserve">Метод пузырькового давления (Метод </w:t>
+      </w:r>
+      <w:proofErr w:type="spellStart"/>
+      <w:r>
+        <w:rPr>
+          <w:rFonts w:ascii="Times New Roman" w:hAnsi="Times New Roman"/>
+          <w:b/>
+          <w:bCs/>
+          <w:iCs/>
+          <w:color w:val="000000"/>
+          <w:kern w:val="24"/>
+          <w:sz w:val="28"/>
+          <w:szCs w:val="28"/>
+          <w:lang w:val="ru-RU"/>
+        </w:rPr>
+        <w:t>Ребиндера</w:t>
+      </w:r>
+      <w:proofErr w:type="spellEnd"/>
+      <w:r>
+        <w:rPr>
+          <w:rFonts w:ascii="Times New Roman" w:hAnsi="Times New Roman"/>
+          <w:b/>
+          <w:bCs/>
+          <w:iCs/>
+          <w:color w:val="000000"/>
+          <w:kern w:val="24"/>
+          <w:sz w:val="28"/>
+          <w:szCs w:val="28"/>
+          <w:lang w:val="ru-RU"/>
+        </w:rPr>
+        <w:t>)</w:t>
       </w:r>
       <w:r>
         <w:rPr>
@@ -11763,7 +13312,6 @@
           <w:szCs w:val="28"/>
           <w:lang w:val="ru-RU"/>
         </w:rPr>
-        <w:lastRenderedPageBreak/>
         <w:drawing>
           <wp:inline distT="0" distB="0" distL="0" distR="0" wp14:anchorId="47307FED" wp14:editId="474AB826">
             <wp:extent cx="4710023" cy="2480756"/>
@@ -11863,8 +13411,22 @@
           <w:szCs w:val="28"/>
           <w:lang w:val="ru-RU"/>
         </w:rPr>
-        <w:t xml:space="preserve"> – Схема к методу Ребиндера</w:t>
-      </w:r>
+        <w:t xml:space="preserve"> – Схема к методу </w:t>
+      </w:r>
+      <w:proofErr w:type="spellStart"/>
+      <w:r>
+        <w:rPr>
+          <w:rFonts w:ascii="Times New Roman" w:hAnsi="Times New Roman"/>
+          <w:iCs/>
+          <w:color w:val="000000"/>
+          <w:kern w:val="24"/>
+          <w:sz w:val="28"/>
+          <w:szCs w:val="28"/>
+          <w:lang w:val="ru-RU"/>
+        </w:rPr>
+        <w:t>Ребиндера</w:t>
+      </w:r>
+      <w:proofErr w:type="spellEnd"/>
     </w:p>
     <w:p>
       <w:pPr>
@@ -11891,6 +13453,7 @@
           <w:szCs w:val="28"/>
           <w:lang w:val="ru-RU"/>
         </w:rPr>
+        <w:lastRenderedPageBreak/>
         <w:t>Как видно из рис. 1.</w:t>
       </w:r>
       <w:r>
@@ -12813,7 +14376,33 @@
           <w:szCs w:val="28"/>
           <w:lang w:val="ru-RU"/>
         </w:rPr>
-        <w:t xml:space="preserve"> вызывает дальнейший рост пузырька воздуха. Но радиус кривизны поверхности жидкости при этом уже не уменьшается, а растет</w:t>
+        <w:t xml:space="preserve"> вызывает дальнейший рост пузырька воздуха. Но радиус кривизны поверхности жидко</w:t>
+      </w:r>
+      <w:proofErr w:type="spellStart"/>
+      <w:r>
+        <w:rPr>
+          <w:rFonts w:ascii="Times New Roman" w:hAnsi="Times New Roman"/>
+          <w:iCs/>
+          <w:color w:val="000000"/>
+          <w:kern w:val="24"/>
+          <w:sz w:val="28"/>
+          <w:szCs w:val="28"/>
+          <w:lang w:val="ru-RU"/>
+        </w:rPr>
+        <w:t>сти</w:t>
+      </w:r>
+      <w:proofErr w:type="spellEnd"/>
+      <w:r>
+        <w:rPr>
+          <w:rFonts w:ascii="Times New Roman" w:hAnsi="Times New Roman"/>
+          <w:iCs/>
+          <w:color w:val="000000"/>
+          <w:kern w:val="24"/>
+          <w:sz w:val="28"/>
+          <w:szCs w:val="28"/>
+          <w:lang w:val="ru-RU"/>
+        </w:rPr>
+        <w:t xml:space="preserve"> при этом уже не уменьшается, а растет</w:t>
       </w:r>
       <w:r>
         <w:rPr>
@@ -13061,7 +14650,6 @@
           <w:szCs w:val="28"/>
           <w:lang w:val="ru-RU"/>
         </w:rPr>
-        <w:lastRenderedPageBreak/>
         <w:t xml:space="preserve">Между радиусом капилляра r и величиной </w:t>
       </w:r>
       <m:oMath>
@@ -13556,7 +15144,19 @@
               </w:rPr>
             </m:ctrlPr>
           </m:sSubPr>
-          <m:e/>
+          <m:e>
+            <m:r>
+              <w:rPr>
+                <w:rFonts w:ascii="Cambria Math" w:hAnsi="Cambria Math"/>
+                <w:color w:val="000000"/>
+                <w:kern w:val="24"/>
+                <w:sz w:val="28"/>
+                <w:szCs w:val="28"/>
+                <w:lang w:val="ru-RU"/>
+              </w:rPr>
+              <m:t>α</m:t>
+            </m:r>
+          </m:e>
           <m:sub>
             <m:r>
               <w:rPr>
@@ -13703,6 +15303,182 @@
     </w:p>
     <w:p>
       <w:pPr>
+        <w:spacing w:line="360" w:lineRule="auto"/>
+        <w:jc w:val="both"/>
+        <w:rPr>
+          <w:rFonts w:ascii="Times New Roman" w:hAnsi="Times New Roman"/>
+          <w:iCs/>
+          <w:color w:val="000000"/>
+          <w:kern w:val="24"/>
+          <w:sz w:val="28"/>
+          <w:szCs w:val="28"/>
+          <w:lang w:val="ru-RU"/>
+        </w:rPr>
+      </w:pPr>
+      <w:r>
+        <w:rPr>
+          <w:rFonts w:ascii="Times New Roman" w:hAnsi="Times New Roman"/>
+          <w:color w:val="000000"/>
+          <w:kern w:val="24"/>
+          <w:sz w:val="28"/>
+          <w:szCs w:val="28"/>
+          <w:lang w:val="ru-RU"/>
+        </w:rPr>
+        <w:t xml:space="preserve">где </w:t>
+      </w:r>
+      <w:r>
+        <w:rPr>
+          <w:rFonts w:ascii="Times New Roman" w:hAnsi="Times New Roman"/>
+          <w:color w:val="000000"/>
+          <w:kern w:val="24"/>
+          <w:sz w:val="28"/>
+          <w:szCs w:val="28"/>
+        </w:rPr>
+        <w:t>r</w:t>
+      </w:r>
+      <w:r>
+        <w:rPr>
+          <w:rFonts w:ascii="Times New Roman" w:hAnsi="Times New Roman"/>
+          <w:color w:val="000000"/>
+          <w:kern w:val="24"/>
+          <w:sz w:val="28"/>
+          <w:szCs w:val="28"/>
+          <w:lang w:val="ru-RU"/>
+        </w:rPr>
+        <w:t xml:space="preserve"> </w:t>
+      </w:r>
+      <w:r>
+        <w:rPr>
+          <w:rFonts w:ascii="Times New Roman" w:hAnsi="Times New Roman"/>
+          <w:color w:val="000000"/>
+          <w:kern w:val="24"/>
+          <w:sz w:val="28"/>
+          <w:szCs w:val="28"/>
+          <w:lang w:val="ru-RU"/>
+        </w:rPr>
+        <w:t>–</w:t>
+      </w:r>
+      <w:r>
+        <w:rPr>
+          <w:rFonts w:ascii="Times New Roman" w:hAnsi="Times New Roman"/>
+          <w:color w:val="000000"/>
+          <w:kern w:val="24"/>
+          <w:sz w:val="28"/>
+          <w:szCs w:val="28"/>
+          <w:lang w:val="ru-RU"/>
+        </w:rPr>
+        <w:t xml:space="preserve"> </w:t>
+      </w:r>
+      <w:r>
+        <w:rPr>
+          <w:rFonts w:ascii="Times New Roman" w:hAnsi="Times New Roman"/>
+          <w:color w:val="000000"/>
+          <w:kern w:val="24"/>
+          <w:sz w:val="28"/>
+          <w:szCs w:val="28"/>
+          <w:lang w:val="ru-RU"/>
+        </w:rPr>
+        <w:t xml:space="preserve">радиус капилляра, </w:t>
+      </w:r>
+      <m:oMath>
+        <m:r>
+          <w:rPr>
+            <w:rFonts w:ascii="Cambria Math" w:hAnsi="Cambria Math"/>
+            <w:color w:val="000000"/>
+            <w:kern w:val="24"/>
+            <w:sz w:val="28"/>
+            <w:szCs w:val="28"/>
+            <w:lang w:val="ru-RU"/>
+          </w:rPr>
+          <m:t>∆</m:t>
+        </m:r>
+        <m:sSub>
+          <m:sSubPr>
+            <m:ctrlPr>
+              <w:rPr>
+                <w:rFonts w:ascii="Cambria Math" w:hAnsi="Cambria Math"/>
+                <w:i/>
+                <w:iCs/>
+                <w:color w:val="000000"/>
+                <w:kern w:val="24"/>
+                <w:sz w:val="28"/>
+                <w:szCs w:val="28"/>
+                <w:lang w:val="ru-RU"/>
+              </w:rPr>
+            </m:ctrlPr>
+          </m:sSubPr>
+          <m:e>
+            <m:r>
+              <w:rPr>
+                <w:rFonts w:ascii="Cambria Math" w:hAnsi="Cambria Math"/>
+                <w:color w:val="000000"/>
+                <w:kern w:val="24"/>
+                <w:sz w:val="28"/>
+                <w:szCs w:val="28"/>
+                <w:lang w:val="ru-RU"/>
+              </w:rPr>
+              <m:t>P</m:t>
+            </m:r>
+          </m:e>
+          <m:sub>
+            <m:r>
+              <w:rPr>
+                <w:rFonts w:ascii="Cambria Math" w:hAnsi="Cambria Math"/>
+                <w:color w:val="000000"/>
+                <w:kern w:val="24"/>
+                <w:sz w:val="28"/>
+                <w:szCs w:val="28"/>
+                <w:lang w:val="ru-RU"/>
+              </w:rPr>
+              <m:t>max</m:t>
+            </m:r>
+          </m:sub>
+        </m:sSub>
+      </m:oMath>
+      <w:r>
+        <w:rPr>
+          <w:rFonts w:ascii="Times New Roman" w:hAnsi="Times New Roman"/>
+          <w:iCs/>
+          <w:color w:val="000000"/>
+          <w:kern w:val="24"/>
+          <w:sz w:val="28"/>
+          <w:szCs w:val="28"/>
+          <w:lang w:val="ru-RU"/>
+        </w:rPr>
+        <w:t xml:space="preserve"> – максимальное капиллярное давление, 2 – цифра.</w:t>
+      </w:r>
+    </w:p>
+    <w:p>
+      <w:pPr>
+        <w:spacing w:line="360" w:lineRule="auto"/>
+        <w:jc w:val="both"/>
+        <w:rPr>
+          <w:rFonts w:ascii="Times New Roman" w:hAnsi="Times New Roman"/>
+          <w:iCs/>
+          <w:color w:val="000000"/>
+          <w:kern w:val="24"/>
+          <w:sz w:val="28"/>
+          <w:szCs w:val="28"/>
+          <w:lang w:val="ru-RU"/>
+        </w:rPr>
+      </w:pPr>
+    </w:p>
+    <w:p>
+      <w:pPr>
+        <w:spacing w:line="360" w:lineRule="auto"/>
+        <w:jc w:val="both"/>
+        <w:rPr>
+          <w:rFonts w:ascii="Times New Roman" w:hAnsi="Times New Roman"/>
+          <w:color w:val="000000"/>
+          <w:kern w:val="24"/>
+          <w:sz w:val="28"/>
+          <w:szCs w:val="28"/>
+          <w:lang w:val="ru-RU"/>
+        </w:rPr>
+      </w:pPr>
+    </w:p>
+    <w:p>
+      <w:pPr>
         <w:pStyle w:val="3"/>
         <w:rPr>
           <w:lang w:val="ru-RU"/>
@@ -13727,11 +15503,19 @@
         </w:rPr>
         <w:t xml:space="preserve">. </w:t>
       </w:r>
-      <w:r>
-        <w:rPr>
-          <w:lang w:val="ru-RU"/>
-        </w:rPr>
-        <w:t>Полустатические методы</w:t>
+      <w:proofErr w:type="spellStart"/>
+      <w:r>
+        <w:rPr>
+          <w:lang w:val="ru-RU"/>
+        </w:rPr>
+        <w:t>Полустатические</w:t>
+      </w:r>
+      <w:proofErr w:type="spellEnd"/>
+      <w:r>
+        <w:rPr>
+          <w:lang w:val="ru-RU"/>
+        </w:rPr>
+        <w:t xml:space="preserve"> методы</w:t>
       </w:r>
       <w:bookmarkEnd w:id="8"/>
     </w:p>
@@ -13762,17 +15546,31 @@
         </w:rPr>
         <w:t xml:space="preserve">Как и для статических методов, эти методы основаны на достижении системой некоторого равновесного состояния, но для </w:t>
       </w:r>
-      <w:r>
-        <w:rPr>
-          <w:rFonts w:ascii="Times New Roman" w:hAnsi="Times New Roman"/>
-          <w:iCs/>
-          <w:color w:val="000000"/>
-          <w:kern w:val="24"/>
-          <w:sz w:val="28"/>
-          <w:szCs w:val="28"/>
-          <w:lang w:val="ru-RU"/>
-        </w:rPr>
-        <w:t>полустатических методов это равновесие неустойчиво. Определение поверхностного натяжения основано здесь на изучении условий, при которых система теряет равновесие.</w:t>
+      <w:proofErr w:type="spellStart"/>
+      <w:r>
+        <w:rPr>
+          <w:rFonts w:ascii="Times New Roman" w:hAnsi="Times New Roman"/>
+          <w:iCs/>
+          <w:color w:val="000000"/>
+          <w:kern w:val="24"/>
+          <w:sz w:val="28"/>
+          <w:szCs w:val="28"/>
+          <w:lang w:val="ru-RU"/>
+        </w:rPr>
+        <w:t>полустатических</w:t>
+      </w:r>
+      <w:proofErr w:type="spellEnd"/>
+      <w:r>
+        <w:rPr>
+          <w:rFonts w:ascii="Times New Roman" w:hAnsi="Times New Roman"/>
+          <w:iCs/>
+          <w:color w:val="000000"/>
+          <w:kern w:val="24"/>
+          <w:sz w:val="28"/>
+          <w:szCs w:val="28"/>
+          <w:lang w:val="ru-RU"/>
+        </w:rPr>
+        <w:t xml:space="preserve"> методов это равновесие неустойчиво. Определение поверхностного натяжения основано здесь на изучении условий, при которых система теряет равновесие.</w:t>
       </w:r>
     </w:p>
     <w:p>
@@ -13790,6 +15588,22 @@
           <w:lang w:val="ru-RU"/>
         </w:rPr>
       </w:pPr>
+    </w:p>
+    <w:p>
+      <w:pPr>
+        <w:spacing w:line="360" w:lineRule="auto"/>
+        <w:ind w:firstLine="709"/>
+        <w:jc w:val="both"/>
+        <w:rPr>
+          <w:rFonts w:ascii="Times New Roman" w:hAnsi="Times New Roman"/>
+          <w:iCs/>
+          <w:color w:val="000000"/>
+          <w:kern w:val="24"/>
+          <w:sz w:val="28"/>
+          <w:szCs w:val="28"/>
+          <w:lang w:val="ru-RU"/>
+        </w:rPr>
+      </w:pPr>
       <w:r>
         <w:rPr>
           <w:rFonts w:ascii="Times New Roman" w:hAnsi="Times New Roman"/>
@@ -13802,8 +15616,9 @@
           <w:szCs w:val="28"/>
           <w:lang w:val="ru-RU"/>
         </w:rPr>
-        <w:t>Метод счетных капель (Сталагмометрический метод)</w:t>
-      </w:r>
+        <w:t>Метод счетных капель (</w:t>
+      </w:r>
+      <w:proofErr w:type="spellStart"/>
       <w:r>
         <w:rPr>
           <w:rFonts w:ascii="Times New Roman" w:hAnsi="Times New Roman"/>
@@ -13816,8 +15631,9 @@
           <w:szCs w:val="28"/>
           <w:lang w:val="ru-RU"/>
         </w:rPr>
-        <w:t xml:space="preserve"> [</w:t>
-      </w:r>
+        <w:t>Сталагмометрический</w:t>
+      </w:r>
+      <w:proofErr w:type="spellEnd"/>
       <w:r>
         <w:rPr>
           <w:rFonts w:ascii="Times New Roman" w:hAnsi="Times New Roman"/>
@@ -13830,7 +15646,7 @@
           <w:szCs w:val="28"/>
           <w:lang w:val="ru-RU"/>
         </w:rPr>
-        <w:t>7</w:t>
+        <w:t xml:space="preserve"> метод)</w:t>
       </w:r>
       <w:r>
         <w:rPr>
@@ -13844,6 +15660,34 @@
           <w:szCs w:val="28"/>
           <w:lang w:val="ru-RU"/>
         </w:rPr>
+        <w:t xml:space="preserve"> [</w:t>
+      </w:r>
+      <w:r>
+        <w:rPr>
+          <w:rFonts w:ascii="Times New Roman" w:hAnsi="Times New Roman"/>
+          <w:b/>
+          <w:bCs/>
+          <w:iCs/>
+          <w:color w:val="000000"/>
+          <w:kern w:val="24"/>
+          <w:sz w:val="28"/>
+          <w:szCs w:val="28"/>
+          <w:lang w:val="ru-RU"/>
+        </w:rPr>
+        <w:t>7</w:t>
+      </w:r>
+      <w:r>
+        <w:rPr>
+          <w:rFonts w:ascii="Times New Roman" w:hAnsi="Times New Roman"/>
+          <w:b/>
+          <w:bCs/>
+          <w:iCs/>
+          <w:color w:val="000000"/>
+          <w:kern w:val="24"/>
+          <w:sz w:val="28"/>
+          <w:szCs w:val="28"/>
+          <w:lang w:val="ru-RU"/>
+        </w:rPr>
         <w:t>].</w:t>
       </w:r>
       <w:r>
@@ -13858,17 +15702,31 @@
         </w:rPr>
         <w:t xml:space="preserve"> </w:t>
       </w:r>
-      <w:r>
-        <w:rPr>
-          <w:rFonts w:ascii="Times New Roman" w:hAnsi="Times New Roman"/>
-          <w:iCs/>
-          <w:color w:val="000000"/>
-          <w:kern w:val="24"/>
-          <w:sz w:val="28"/>
-          <w:szCs w:val="28"/>
-          <w:lang w:val="ru-RU"/>
-        </w:rPr>
-        <w:t xml:space="preserve">Сталагмометрический метод основан на измерении веса капель </w:t>
+      <w:proofErr w:type="spellStart"/>
+      <w:r>
+        <w:rPr>
+          <w:rFonts w:ascii="Times New Roman" w:hAnsi="Times New Roman"/>
+          <w:iCs/>
+          <w:color w:val="000000"/>
+          <w:kern w:val="24"/>
+          <w:sz w:val="28"/>
+          <w:szCs w:val="28"/>
+          <w:lang w:val="ru-RU"/>
+        </w:rPr>
+        <w:t>Сталагмометрический</w:t>
+      </w:r>
+      <w:proofErr w:type="spellEnd"/>
+      <w:r>
+        <w:rPr>
+          <w:rFonts w:ascii="Times New Roman" w:hAnsi="Times New Roman"/>
+          <w:iCs/>
+          <w:color w:val="000000"/>
+          <w:kern w:val="24"/>
+          <w:sz w:val="28"/>
+          <w:szCs w:val="28"/>
+          <w:lang w:val="ru-RU"/>
+        </w:rPr>
+        <w:t xml:space="preserve"> метод основан на измерении веса капель </w:t>
       </w:r>
       <m:oMath>
         <m:r>
@@ -14028,7 +15886,33 @@
           <w:szCs w:val="28"/>
           <w:lang w:val="ru-RU"/>
         </w:rPr>
-        <w:t>, которая действует вдоль периметра шейки капли и препятствует ее отрыву.</w:t>
+        <w:t>, которая действует вдоль периме</w:t>
+      </w:r>
+      <w:proofErr w:type="spellStart"/>
+      <w:r>
+        <w:rPr>
+          <w:rFonts w:ascii="Times New Roman" w:hAnsi="Times New Roman"/>
+          <w:iCs/>
+          <w:color w:val="000000"/>
+          <w:kern w:val="24"/>
+          <w:sz w:val="28"/>
+          <w:szCs w:val="28"/>
+          <w:lang w:val="ru-RU"/>
+        </w:rPr>
+        <w:t>тра</w:t>
+      </w:r>
+      <w:proofErr w:type="spellEnd"/>
+      <w:r>
+        <w:rPr>
+          <w:rFonts w:ascii="Times New Roman" w:hAnsi="Times New Roman"/>
+          <w:iCs/>
+          <w:color w:val="000000"/>
+          <w:kern w:val="24"/>
+          <w:sz w:val="28"/>
+          <w:szCs w:val="28"/>
+          <w:lang w:val="ru-RU"/>
+        </w:rPr>
+        <w:t xml:space="preserve"> шейки капли и препятствует ее отрыву.</w:t>
       </w:r>
     </w:p>
     <w:p>
@@ -14569,20 +16453,7 @@
           <w:szCs w:val="28"/>
           <w:lang w:val="ru-RU"/>
         </w:rPr>
-        <w:t xml:space="preserve">Как правило при определении поверхностного натяжения данным методом используется сравнение исследуемой жидкости с эталонной. Тогда если значения поверхностного натяжения и плотности эталонной жидкости составляют </w:t>
-      </w:r>
-      <w:r>
-        <w:rPr>
-          <w:rFonts w:ascii="Times New Roman" w:hAnsi="Times New Roman"/>
-          <w:iCs/>
-          <w:color w:val="000000"/>
-          <w:kern w:val="24"/>
-          <w:sz w:val="28"/>
-          <w:szCs w:val="28"/>
-          <w:lang w:val="ru-RU"/>
-        </w:rPr>
-        <w:lastRenderedPageBreak/>
-        <w:t xml:space="preserve">соответственно </w:t>
+        <w:t xml:space="preserve">Как правило при определении поверхностного натяжения данным методом используется сравнение исследуемой жидкости с эталонной. Тогда если значения поверхностного натяжения и плотности эталонной жидкости составляют соответственно </w:t>
       </w:r>
       <m:oMath>
         <m:sSub>
@@ -14694,7 +16565,33 @@
           <w:szCs w:val="28"/>
           <w:lang w:val="ru-RU"/>
         </w:rPr>
-        <w:t>, то при вытекании одинаковых объемов исследуемой жидкости и эталонной, получаем выражения для поверхностного натяжения исследуемой жидкости:</w:t>
+        <w:t>, то при вытекании о</w:t>
+      </w:r>
+      <w:proofErr w:type="spellStart"/>
+      <w:r>
+        <w:rPr>
+          <w:rFonts w:ascii="Times New Roman" w:hAnsi="Times New Roman"/>
+          <w:iCs/>
+          <w:color w:val="000000"/>
+          <w:kern w:val="24"/>
+          <w:sz w:val="28"/>
+          <w:szCs w:val="28"/>
+          <w:lang w:val="ru-RU"/>
+        </w:rPr>
+        <w:t>динаковых</w:t>
+      </w:r>
+      <w:proofErr w:type="spellEnd"/>
+      <w:r>
+        <w:rPr>
+          <w:rFonts w:ascii="Times New Roman" w:hAnsi="Times New Roman"/>
+          <w:iCs/>
+          <w:color w:val="000000"/>
+          <w:kern w:val="24"/>
+          <w:sz w:val="28"/>
+          <w:szCs w:val="28"/>
+          <w:lang w:val="ru-RU"/>
+        </w:rPr>
+        <w:t xml:space="preserve"> объемов исследуемой жидкости и эталонной, получаем выражения для поверхностного натяжения исследуемой жидкости:</w:t>
       </w:r>
     </w:p>
     <w:p>
@@ -14939,6 +16836,7 @@
           <w:szCs w:val="28"/>
           <w:lang w:val="ru-RU"/>
         </w:rPr>
+        <w:lastRenderedPageBreak/>
         <w:t>г</w:t>
       </w:r>
       <w:r>
@@ -15031,7 +16929,275 @@
           <w:szCs w:val="28"/>
           <w:lang w:val="ru-RU"/>
         </w:rPr>
-        <w:t xml:space="preserve"> – количество капель эталонной и исследуемой жидкости соответственно.</w:t>
+        <w:t xml:space="preserve"> – количество капель эталонной и исследуемой жидкости соответственно</w:t>
+      </w:r>
+      <w:r>
+        <w:rPr>
+          <w:rFonts w:ascii="Times New Roman" w:hAnsi="Times New Roman"/>
+          <w:iCs/>
+          <w:color w:val="000000"/>
+          <w:kern w:val="24"/>
+          <w:sz w:val="28"/>
+          <w:szCs w:val="28"/>
+          <w:lang w:val="ru-RU"/>
+        </w:rPr>
+        <w:t xml:space="preserve">, </w:t>
+      </w:r>
+      <m:oMath>
+        <m:sSub>
+          <m:sSubPr>
+            <m:ctrlPr>
+              <w:rPr>
+                <w:rFonts w:ascii="Cambria Math" w:hAnsi="Cambria Math" w:cs="Cambria Math"/>
+                <w:i/>
+                <w:iCs/>
+                <w:color w:val="000000"/>
+                <w:kern w:val="24"/>
+                <w:sz w:val="28"/>
+                <w:szCs w:val="28"/>
+                <w:lang w:val="ru-RU"/>
+              </w:rPr>
+            </m:ctrlPr>
+          </m:sSubPr>
+          <m:e>
+            <m:r>
+              <w:rPr>
+                <w:rFonts w:ascii="Cambria Math" w:hAnsi="Cambria Math"/>
+                <w:color w:val="000000"/>
+                <w:kern w:val="24"/>
+                <w:sz w:val="28"/>
+                <w:szCs w:val="28"/>
+                <w:lang w:val="ru-RU"/>
+              </w:rPr>
+              <m:t>α</m:t>
+            </m:r>
+          </m:e>
+          <m:sub>
+            <m:r>
+              <w:rPr>
+                <w:rFonts w:ascii="Cambria Math" w:hAnsi="Cambria Math" w:cs="Cambria Math"/>
+                <w:color w:val="000000"/>
+                <w:kern w:val="24"/>
+                <w:sz w:val="28"/>
+                <w:szCs w:val="28"/>
+                <w:lang w:val="ru-RU"/>
+              </w:rPr>
+              <m:t>0</m:t>
+            </m:r>
+          </m:sub>
+        </m:sSub>
+      </m:oMath>
+      <w:r>
+        <w:rPr>
+          <w:rFonts w:ascii="Times New Roman" w:hAnsi="Times New Roman"/>
+          <w:iCs/>
+          <w:color w:val="000000"/>
+          <w:kern w:val="24"/>
+          <w:sz w:val="28"/>
+          <w:szCs w:val="28"/>
+          <w:lang w:val="ru-RU"/>
+        </w:rPr>
+        <w:t xml:space="preserve"> и </w:t>
+      </w:r>
+      <m:oMath>
+        <m:sSub>
+          <m:sSubPr>
+            <m:ctrlPr>
+              <w:rPr>
+                <w:rFonts w:ascii="Cambria Math" w:hAnsi="Cambria Math" w:cs="Cambria Math"/>
+                <w:i/>
+                <w:iCs/>
+                <w:color w:val="000000"/>
+                <w:kern w:val="24"/>
+                <w:sz w:val="28"/>
+                <w:szCs w:val="28"/>
+                <w:lang w:val="ru-RU"/>
+              </w:rPr>
+            </m:ctrlPr>
+          </m:sSubPr>
+          <m:e>
+            <m:r>
+              <w:rPr>
+                <w:rFonts w:ascii="Cambria Math" w:hAnsi="Cambria Math"/>
+                <w:color w:val="000000"/>
+                <w:kern w:val="24"/>
+                <w:sz w:val="28"/>
+                <w:szCs w:val="28"/>
+                <w:lang w:val="ru-RU"/>
+              </w:rPr>
+              <m:t>ρ</m:t>
+            </m:r>
+          </m:e>
+          <m:sub>
+            <m:r>
+              <w:rPr>
+                <w:rFonts w:ascii="Cambria Math" w:hAnsi="Cambria Math" w:cs="Cambria Math"/>
+                <w:color w:val="000000"/>
+                <w:kern w:val="24"/>
+                <w:sz w:val="28"/>
+                <w:szCs w:val="28"/>
+                <w:lang w:val="ru-RU"/>
+              </w:rPr>
+              <m:t>0</m:t>
+            </m:r>
+          </m:sub>
+        </m:sSub>
+      </m:oMath>
+      <w:r>
+        <w:rPr>
+          <w:rFonts w:ascii="Times New Roman" w:hAnsi="Times New Roman"/>
+          <w:iCs/>
+          <w:color w:val="000000"/>
+          <w:kern w:val="24"/>
+          <w:sz w:val="28"/>
+          <w:szCs w:val="28"/>
+          <w:lang w:val="ru-RU"/>
+        </w:rPr>
+        <w:t xml:space="preserve"> </w:t>
+      </w:r>
+      <w:r>
+        <w:rPr>
+          <w:rFonts w:ascii="Times New Roman" w:hAnsi="Times New Roman"/>
+          <w:iCs/>
+          <w:color w:val="000000"/>
+          <w:kern w:val="24"/>
+          <w:sz w:val="28"/>
+          <w:szCs w:val="28"/>
+          <w:lang w:val="ru-RU"/>
+        </w:rPr>
+        <w:t xml:space="preserve">– </w:t>
+      </w:r>
+      <w:r>
+        <w:rPr>
+          <w:rFonts w:ascii="Times New Roman" w:hAnsi="Times New Roman"/>
+          <w:iCs/>
+          <w:color w:val="000000"/>
+          <w:kern w:val="24"/>
+          <w:sz w:val="28"/>
+          <w:szCs w:val="28"/>
+          <w:lang w:val="ru-RU"/>
+        </w:rPr>
+        <w:t>поверхностно</w:t>
+      </w:r>
+      <w:r>
+        <w:rPr>
+          <w:rFonts w:ascii="Times New Roman" w:hAnsi="Times New Roman"/>
+          <w:iCs/>
+          <w:color w:val="000000"/>
+          <w:kern w:val="24"/>
+          <w:sz w:val="28"/>
+          <w:szCs w:val="28"/>
+          <w:lang w:val="ru-RU"/>
+        </w:rPr>
+        <w:t>е</w:t>
+      </w:r>
+      <w:r>
+        <w:rPr>
+          <w:rFonts w:ascii="Times New Roman" w:hAnsi="Times New Roman"/>
+          <w:iCs/>
+          <w:color w:val="000000"/>
+          <w:kern w:val="24"/>
+          <w:sz w:val="28"/>
+          <w:szCs w:val="28"/>
+          <w:lang w:val="ru-RU"/>
+        </w:rPr>
+        <w:t xml:space="preserve"> натяжени</w:t>
+      </w:r>
+      <w:r>
+        <w:rPr>
+          <w:rFonts w:ascii="Times New Roman" w:hAnsi="Times New Roman"/>
+          <w:iCs/>
+          <w:color w:val="000000"/>
+          <w:kern w:val="24"/>
+          <w:sz w:val="28"/>
+          <w:szCs w:val="28"/>
+          <w:lang w:val="ru-RU"/>
+        </w:rPr>
+        <w:t>е</w:t>
+      </w:r>
+      <w:r>
+        <w:rPr>
+          <w:rFonts w:ascii="Times New Roman" w:hAnsi="Times New Roman"/>
+          <w:iCs/>
+          <w:color w:val="000000"/>
+          <w:kern w:val="24"/>
+          <w:sz w:val="28"/>
+          <w:szCs w:val="28"/>
+          <w:lang w:val="ru-RU"/>
+        </w:rPr>
+        <w:t xml:space="preserve"> и плотност</w:t>
+      </w:r>
+      <w:r>
+        <w:rPr>
+          <w:rFonts w:ascii="Times New Roman" w:hAnsi="Times New Roman"/>
+          <w:iCs/>
+          <w:color w:val="000000"/>
+          <w:kern w:val="24"/>
+          <w:sz w:val="28"/>
+          <w:szCs w:val="28"/>
+          <w:lang w:val="ru-RU"/>
+        </w:rPr>
+        <w:t>ь</w:t>
+      </w:r>
+      <w:r>
+        <w:rPr>
+          <w:rFonts w:ascii="Times New Roman" w:hAnsi="Times New Roman"/>
+          <w:iCs/>
+          <w:color w:val="000000"/>
+          <w:kern w:val="24"/>
+          <w:sz w:val="28"/>
+          <w:szCs w:val="28"/>
+          <w:lang w:val="ru-RU"/>
+        </w:rPr>
+        <w:t xml:space="preserve"> эталонной жидкости соответственно</w:t>
+      </w:r>
+      <w:r>
+        <w:rPr>
+          <w:rFonts w:ascii="Times New Roman" w:hAnsi="Times New Roman"/>
+          <w:iCs/>
+          <w:color w:val="000000"/>
+          <w:kern w:val="24"/>
+          <w:sz w:val="28"/>
+          <w:szCs w:val="28"/>
+          <w:lang w:val="ru-RU"/>
+        </w:rPr>
+        <w:t xml:space="preserve">, </w:t>
+      </w:r>
+      <m:oMath>
+        <m:r>
+          <w:rPr>
+            <w:rFonts w:ascii="Cambria Math" w:hAnsi="Cambria Math"/>
+            <w:color w:val="000000"/>
+            <w:kern w:val="24"/>
+            <w:sz w:val="28"/>
+            <w:szCs w:val="28"/>
+            <w:lang w:val="ru-RU"/>
+          </w:rPr>
+          <m:t>ρ</m:t>
+        </m:r>
+      </m:oMath>
+      <w:r>
+        <w:rPr>
+          <w:rFonts w:ascii="Times New Roman" w:hAnsi="Times New Roman"/>
+          <w:color w:val="000000"/>
+          <w:kern w:val="24"/>
+          <w:sz w:val="28"/>
+          <w:szCs w:val="28"/>
+          <w:lang w:val="ru-RU"/>
+        </w:rPr>
+        <w:t xml:space="preserve"> – плотность исследуемой жидкости</w:t>
+      </w:r>
+      <w:r>
+        <w:rPr>
+          <w:rFonts w:ascii="Times New Roman" w:hAnsi="Times New Roman"/>
+          <w:iCs/>
+          <w:color w:val="000000"/>
+          <w:kern w:val="24"/>
+          <w:sz w:val="28"/>
+          <w:szCs w:val="28"/>
+          <w:lang w:val="ru-RU"/>
+        </w:rPr>
+        <w:t>.</w:t>
       </w:r>
     </w:p>
     <w:p>
@@ -15184,6 +17350,37 @@
         </w:rPr>
         <w:t xml:space="preserve"> мл. </w:t>
       </w:r>
+    </w:p>
+    <w:p>
+      <w:pPr>
+        <w:spacing w:line="360" w:lineRule="auto"/>
+        <w:ind w:firstLine="709"/>
+        <w:jc w:val="both"/>
+        <w:rPr>
+          <w:rFonts w:ascii="Times New Roman" w:hAnsi="Times New Roman"/>
+          <w:iCs/>
+          <w:color w:val="000000"/>
+          <w:kern w:val="24"/>
+          <w:sz w:val="28"/>
+          <w:szCs w:val="28"/>
+          <w:lang w:val="ru-RU"/>
+        </w:rPr>
+      </w:pPr>
+    </w:p>
+    <w:p>
+      <w:pPr>
+        <w:spacing w:line="360" w:lineRule="auto"/>
+        <w:ind w:firstLine="709"/>
+        <w:jc w:val="both"/>
+        <w:rPr>
+          <w:rFonts w:ascii="Times New Roman" w:hAnsi="Times New Roman"/>
+          <w:iCs/>
+          <w:color w:val="000000"/>
+          <w:kern w:val="24"/>
+          <w:sz w:val="28"/>
+          <w:szCs w:val="28"/>
+        </w:rPr>
+      </w:pPr>
     </w:p>
     <w:p>
       <w:pPr>
@@ -15643,7 +17840,59 @@
                 <w:szCs w:val="28"/>
                 <w:lang w:val="ru-RU"/>
               </w:rPr>
-              <w:t>Метод отрыва кольца (Дю Нуи)</w:t>
+              <w:t>Метод отрыва кольца (</w:t>
+            </w:r>
+            <w:proofErr w:type="spellStart"/>
+            <w:r>
+              <w:rPr>
+                <w:rFonts w:ascii="Times New Roman" w:hAnsi="Times New Roman"/>
+                <w:iCs/>
+                <w:color w:val="000000"/>
+                <w:kern w:val="24"/>
+                <w:sz w:val="28"/>
+                <w:szCs w:val="28"/>
+                <w:lang w:val="ru-RU"/>
+              </w:rPr>
+              <w:t>Дю</w:t>
+            </w:r>
+            <w:proofErr w:type="spellEnd"/>
+            <w:r>
+              <w:rPr>
+                <w:rFonts w:ascii="Times New Roman" w:hAnsi="Times New Roman"/>
+                <w:iCs/>
+                <w:color w:val="000000"/>
+                <w:kern w:val="24"/>
+                <w:sz w:val="28"/>
+                <w:szCs w:val="28"/>
+                <w:lang w:val="ru-RU"/>
+              </w:rPr>
+              <w:t xml:space="preserve"> </w:t>
+            </w:r>
+            <w:proofErr w:type="spellStart"/>
+            <w:r>
+              <w:rPr>
+                <w:rFonts w:ascii="Times New Roman" w:hAnsi="Times New Roman"/>
+                <w:iCs/>
+                <w:color w:val="000000"/>
+                <w:kern w:val="24"/>
+                <w:sz w:val="28"/>
+                <w:szCs w:val="28"/>
+                <w:lang w:val="ru-RU"/>
+              </w:rPr>
+              <w:t>Нуи</w:t>
+            </w:r>
+            <w:proofErr w:type="spellEnd"/>
+            <w:r>
+              <w:rPr>
+                <w:rFonts w:ascii="Times New Roman" w:hAnsi="Times New Roman"/>
+                <w:iCs/>
+                <w:color w:val="000000"/>
+                <w:kern w:val="24"/>
+                <w:sz w:val="28"/>
+                <w:szCs w:val="28"/>
+                <w:lang w:val="ru-RU"/>
+              </w:rPr>
+              <w:t>)</w:t>
             </w:r>
           </w:p>
         </w:tc>
@@ -15729,7 +17978,6 @@
                 <w:szCs w:val="28"/>
                 <w:lang w:val="ru-RU"/>
               </w:rPr>
-              <w:lastRenderedPageBreak/>
               <w:t>Подходит для жидкостей с разной смачиваемостью.</w:t>
             </w:r>
           </w:p>
@@ -15762,8 +18010,33 @@
                 <w:szCs w:val="28"/>
                 <w:lang w:val="ru-RU"/>
               </w:rPr>
-              <w:lastRenderedPageBreak/>
-              <w:t>Требует калибровки (учёт поправочного коэффициента Харкинса-Джордана).</w:t>
+              <w:t xml:space="preserve">Требует калибровки (учёт поправочного коэффициента </w:t>
+            </w:r>
+            <w:proofErr w:type="spellStart"/>
+            <w:r>
+              <w:rPr>
+                <w:rFonts w:ascii="Times New Roman" w:hAnsi="Times New Roman" w:cs="Times New Roman"/>
+                <w:iCs/>
+                <w:color w:val="000000"/>
+                <w:kern w:val="24"/>
+                <w:sz w:val="28"/>
+                <w:szCs w:val="28"/>
+                <w:lang w:val="ru-RU"/>
+              </w:rPr>
+              <w:t>Харкинса</w:t>
+            </w:r>
+            <w:proofErr w:type="spellEnd"/>
+            <w:r>
+              <w:rPr>
+                <w:rFonts w:ascii="Times New Roman" w:hAnsi="Times New Roman" w:cs="Times New Roman"/>
+                <w:iCs/>
+                <w:color w:val="000000"/>
+                <w:kern w:val="24"/>
+                <w:sz w:val="28"/>
+                <w:szCs w:val="28"/>
+                <w:lang w:val="ru-RU"/>
+              </w:rPr>
+              <w:t>-Джордана).</w:t>
             </w:r>
           </w:p>
           <w:p>
@@ -15807,6 +18080,7 @@
                 <w:szCs w:val="28"/>
               </w:rPr>
             </w:pPr>
+            <w:proofErr w:type="spellStart"/>
             <w:r>
               <w:rPr>
                 <w:rFonts w:ascii="Times New Roman" w:hAnsi="Times New Roman" w:cs="Times New Roman"/>
@@ -15816,7 +18090,91 @@
                 <w:sz w:val="28"/>
                 <w:szCs w:val="28"/>
               </w:rPr>
-              <w:t>Непригоден для высоковязких жидкостей.</w:t>
+              <w:t>Непригоден</w:t>
+            </w:r>
+            <w:proofErr w:type="spellEnd"/>
+            <w:r>
+              <w:rPr>
+                <w:rFonts w:ascii="Times New Roman" w:hAnsi="Times New Roman" w:cs="Times New Roman"/>
+                <w:iCs/>
+                <w:color w:val="000000"/>
+                <w:kern w:val="24"/>
+                <w:sz w:val="28"/>
+                <w:szCs w:val="28"/>
+              </w:rPr>
+              <w:t xml:space="preserve"> </w:t>
+            </w:r>
+            <w:proofErr w:type="spellStart"/>
+            <w:r>
+              <w:rPr>
+                <w:rFonts w:ascii="Times New Roman" w:hAnsi="Times New Roman" w:cs="Times New Roman"/>
+                <w:iCs/>
+                <w:color w:val="000000"/>
+                <w:kern w:val="24"/>
+                <w:sz w:val="28"/>
+                <w:szCs w:val="28"/>
+              </w:rPr>
+              <w:t>для</w:t>
+            </w:r>
+            <w:proofErr w:type="spellEnd"/>
+            <w:r>
+              <w:rPr>
+                <w:rFonts w:ascii="Times New Roman" w:hAnsi="Times New Roman" w:cs="Times New Roman"/>
+                <w:iCs/>
+                <w:color w:val="000000"/>
+                <w:kern w:val="24"/>
+                <w:sz w:val="28"/>
+                <w:szCs w:val="28"/>
+              </w:rPr>
+              <w:t xml:space="preserve"> </w:t>
+            </w:r>
+            <w:proofErr w:type="spellStart"/>
+            <w:r>
+              <w:rPr>
+                <w:rFonts w:ascii="Times New Roman" w:hAnsi="Times New Roman" w:cs="Times New Roman"/>
+                <w:iCs/>
+                <w:color w:val="000000"/>
+                <w:kern w:val="24"/>
+                <w:sz w:val="28"/>
+                <w:szCs w:val="28"/>
+              </w:rPr>
+              <w:t>высоковязких</w:t>
+            </w:r>
+            <w:proofErr w:type="spellEnd"/>
+            <w:r>
+              <w:rPr>
+                <w:rFonts w:ascii="Times New Roman" w:hAnsi="Times New Roman" w:cs="Times New Roman"/>
+                <w:iCs/>
+                <w:color w:val="000000"/>
+                <w:kern w:val="24"/>
+                <w:sz w:val="28"/>
+                <w:szCs w:val="28"/>
+              </w:rPr>
+              <w:t xml:space="preserve"> </w:t>
+            </w:r>
+            <w:proofErr w:type="spellStart"/>
+            <w:r>
+              <w:rPr>
+                <w:rFonts w:ascii="Times New Roman" w:hAnsi="Times New Roman" w:cs="Times New Roman"/>
+                <w:iCs/>
+                <w:color w:val="000000"/>
+                <w:kern w:val="24"/>
+                <w:sz w:val="28"/>
+                <w:szCs w:val="28"/>
+              </w:rPr>
+              <w:t>жидкостей</w:t>
+            </w:r>
+            <w:proofErr w:type="spellEnd"/>
+            <w:r>
+              <w:rPr>
+                <w:rFonts w:ascii="Times New Roman" w:hAnsi="Times New Roman" w:cs="Times New Roman"/>
+                <w:iCs/>
+                <w:color w:val="000000"/>
+                <w:kern w:val="24"/>
+                <w:sz w:val="28"/>
+                <w:szCs w:val="28"/>
+              </w:rPr>
+              <w:t>.</w:t>
             </w:r>
           </w:p>
         </w:tc>
@@ -15851,7 +18209,33 @@
                 <w:lang w:val="ru-RU"/>
               </w:rPr>
               <w:lastRenderedPageBreak/>
-              <w:t>Метод Вильгельми (пластинки)</w:t>
+              <w:t xml:space="preserve">Метод </w:t>
+            </w:r>
+            <w:proofErr w:type="spellStart"/>
+            <w:r>
+              <w:rPr>
+                <w:rFonts w:ascii="Times New Roman" w:hAnsi="Times New Roman"/>
+                <w:iCs/>
+                <w:color w:val="000000"/>
+                <w:kern w:val="24"/>
+                <w:sz w:val="28"/>
+                <w:szCs w:val="28"/>
+                <w:lang w:val="ru-RU"/>
+              </w:rPr>
+              <w:t>Вильгельми</w:t>
+            </w:r>
+            <w:proofErr w:type="spellEnd"/>
+            <w:r>
+              <w:rPr>
+                <w:rFonts w:ascii="Times New Roman" w:hAnsi="Times New Roman"/>
+                <w:iCs/>
+                <w:color w:val="000000"/>
+                <w:kern w:val="24"/>
+                <w:sz w:val="28"/>
+                <w:szCs w:val="28"/>
+                <w:lang w:val="ru-RU"/>
+              </w:rPr>
+              <w:t xml:space="preserve"> (пластинки)</w:t>
             </w:r>
           </w:p>
         </w:tc>
@@ -16263,7 +18647,33 @@
                 <w:szCs w:val="28"/>
                 <w:lang w:val="ru-RU"/>
               </w:rPr>
-              <w:t>Метод пузырькового давления (Ребиндера)</w:t>
+              <w:t>Метод пузырькового давления (</w:t>
+            </w:r>
+            <w:proofErr w:type="spellStart"/>
+            <w:r>
+              <w:rPr>
+                <w:rFonts w:ascii="Times New Roman" w:hAnsi="Times New Roman"/>
+                <w:iCs/>
+                <w:color w:val="000000"/>
+                <w:kern w:val="24"/>
+                <w:sz w:val="28"/>
+                <w:szCs w:val="28"/>
+                <w:lang w:val="ru-RU"/>
+              </w:rPr>
+              <w:t>Ребиндера</w:t>
+            </w:r>
+            <w:proofErr w:type="spellEnd"/>
+            <w:r>
+              <w:rPr>
+                <w:rFonts w:ascii="Times New Roman" w:hAnsi="Times New Roman"/>
+                <w:iCs/>
+                <w:color w:val="000000"/>
+                <w:kern w:val="24"/>
+                <w:sz w:val="28"/>
+                <w:szCs w:val="28"/>
+                <w:lang w:val="ru-RU"/>
+              </w:rPr>
+              <w:t>)</w:t>
             </w:r>
           </w:p>
         </w:tc>
@@ -16459,6 +18869,7 @@
                 <w:lang w:val="ru-RU"/>
               </w:rPr>
             </w:pPr>
+            <w:proofErr w:type="spellStart"/>
             <w:r>
               <w:rPr>
                 <w:rFonts w:ascii="Times New Roman" w:hAnsi="Times New Roman"/>
@@ -16470,7 +18881,20 @@
                 <w:lang w:val="ru-RU"/>
               </w:rPr>
               <w:lastRenderedPageBreak/>
-              <w:t>Сталагмометрический метод (счёт капель)</w:t>
+              <w:t>Сталагмометрический</w:t>
+            </w:r>
+            <w:proofErr w:type="spellEnd"/>
+            <w:r>
+              <w:rPr>
+                <w:rFonts w:ascii="Times New Roman" w:hAnsi="Times New Roman"/>
+                <w:iCs/>
+                <w:color w:val="000000"/>
+                <w:kern w:val="24"/>
+                <w:sz w:val="28"/>
+                <w:szCs w:val="28"/>
+                <w:lang w:val="ru-RU"/>
+              </w:rPr>
+              <w:t xml:space="preserve"> метод (счёт капель)</w:t>
             </w:r>
           </w:p>
         </w:tc>
@@ -16545,6 +18969,7 @@
                 <w:szCs w:val="28"/>
               </w:rPr>
             </w:pPr>
+            <w:proofErr w:type="spellStart"/>
             <w:r>
               <w:rPr>
                 <w:rFonts w:ascii="Times New Roman" w:hAnsi="Times New Roman" w:cs="Times New Roman"/>
@@ -16554,7 +18979,91 @@
                 <w:sz w:val="28"/>
                 <w:szCs w:val="28"/>
               </w:rPr>
-              <w:t>Подходит для ориентировочных измерений.</w:t>
+              <w:t>Подходит</w:t>
+            </w:r>
+            <w:proofErr w:type="spellEnd"/>
+            <w:r>
+              <w:rPr>
+                <w:rFonts w:ascii="Times New Roman" w:hAnsi="Times New Roman" w:cs="Times New Roman"/>
+                <w:iCs/>
+                <w:color w:val="000000"/>
+                <w:kern w:val="24"/>
+                <w:sz w:val="28"/>
+                <w:szCs w:val="28"/>
+              </w:rPr>
+              <w:t xml:space="preserve"> </w:t>
+            </w:r>
+            <w:proofErr w:type="spellStart"/>
+            <w:r>
+              <w:rPr>
+                <w:rFonts w:ascii="Times New Roman" w:hAnsi="Times New Roman" w:cs="Times New Roman"/>
+                <w:iCs/>
+                <w:color w:val="000000"/>
+                <w:kern w:val="24"/>
+                <w:sz w:val="28"/>
+                <w:szCs w:val="28"/>
+              </w:rPr>
+              <w:t>для</w:t>
+            </w:r>
+            <w:proofErr w:type="spellEnd"/>
+            <w:r>
+              <w:rPr>
+                <w:rFonts w:ascii="Times New Roman" w:hAnsi="Times New Roman" w:cs="Times New Roman"/>
+                <w:iCs/>
+                <w:color w:val="000000"/>
+                <w:kern w:val="24"/>
+                <w:sz w:val="28"/>
+                <w:szCs w:val="28"/>
+              </w:rPr>
+              <w:t xml:space="preserve"> </w:t>
+            </w:r>
+            <w:proofErr w:type="spellStart"/>
+            <w:r>
+              <w:rPr>
+                <w:rFonts w:ascii="Times New Roman" w:hAnsi="Times New Roman" w:cs="Times New Roman"/>
+                <w:iCs/>
+                <w:color w:val="000000"/>
+                <w:kern w:val="24"/>
+                <w:sz w:val="28"/>
+                <w:szCs w:val="28"/>
+              </w:rPr>
+              <w:t>ориентировочных</w:t>
+            </w:r>
+            <w:proofErr w:type="spellEnd"/>
+            <w:r>
+              <w:rPr>
+                <w:rFonts w:ascii="Times New Roman" w:hAnsi="Times New Roman" w:cs="Times New Roman"/>
+                <w:iCs/>
+                <w:color w:val="000000"/>
+                <w:kern w:val="24"/>
+                <w:sz w:val="28"/>
+                <w:szCs w:val="28"/>
+              </w:rPr>
+              <w:t xml:space="preserve"> </w:t>
+            </w:r>
+            <w:proofErr w:type="spellStart"/>
+            <w:r>
+              <w:rPr>
+                <w:rFonts w:ascii="Times New Roman" w:hAnsi="Times New Roman" w:cs="Times New Roman"/>
+                <w:iCs/>
+                <w:color w:val="000000"/>
+                <w:kern w:val="24"/>
+                <w:sz w:val="28"/>
+                <w:szCs w:val="28"/>
+              </w:rPr>
+              <w:t>измерений</w:t>
+            </w:r>
+            <w:proofErr w:type="spellEnd"/>
+            <w:r>
+              <w:rPr>
+                <w:rFonts w:ascii="Times New Roman" w:hAnsi="Times New Roman" w:cs="Times New Roman"/>
+                <w:iCs/>
+                <w:color w:val="000000"/>
+                <w:kern w:val="24"/>
+                <w:sz w:val="28"/>
+                <w:szCs w:val="28"/>
+              </w:rPr>
+              <w:t>.</w:t>
             </w:r>
           </w:p>
         </w:tc>
@@ -16737,6 +19246,22 @@
     </w:p>
     <w:p>
       <w:pPr>
+        <w:spacing w:line="360" w:lineRule="auto"/>
+        <w:ind w:firstLine="709"/>
+        <w:jc w:val="both"/>
+        <w:rPr>
+          <w:rFonts w:ascii="Times New Roman" w:hAnsi="Times New Roman"/>
+          <w:iCs/>
+          <w:color w:val="000000"/>
+          <w:kern w:val="24"/>
+          <w:sz w:val="28"/>
+          <w:szCs w:val="28"/>
+          <w:lang w:val="ru-RU"/>
+        </w:rPr>
+      </w:pPr>
+    </w:p>
+    <w:p>
+      <w:pPr>
         <w:pStyle w:val="3"/>
         <w:rPr>
           <w:lang w:val="ru-RU"/>
@@ -16781,6 +19306,22 @@
     </w:p>
     <w:p>
       <w:pPr>
+        <w:spacing w:line="360" w:lineRule="auto"/>
+        <w:ind w:firstLine="709"/>
+        <w:jc w:val="both"/>
+        <w:rPr>
+          <w:rFonts w:ascii="Times New Roman" w:hAnsi="Times New Roman"/>
+          <w:iCs/>
+          <w:color w:val="000000"/>
+          <w:kern w:val="24"/>
+          <w:sz w:val="28"/>
+          <w:szCs w:val="28"/>
+          <w:lang w:val="ru-RU"/>
+        </w:rPr>
+      </w:pPr>
+    </w:p>
+    <w:p>
+      <w:pPr>
         <w:pStyle w:val="3"/>
         <w:rPr>
           <w:lang w:val="ru-RU"/>
@@ -16824,6 +19365,22 @@
         <w:t>ого метода</w:t>
       </w:r>
       <w:bookmarkEnd w:id="12"/>
+    </w:p>
+    <w:p>
+      <w:pPr>
+        <w:spacing w:line="360" w:lineRule="auto"/>
+        <w:ind w:firstLine="709"/>
+        <w:jc w:val="both"/>
+        <w:rPr>
+          <w:rFonts w:ascii="Times New Roman" w:hAnsi="Times New Roman"/>
+          <w:iCs/>
+          <w:color w:val="000000"/>
+          <w:kern w:val="24"/>
+          <w:sz w:val="28"/>
+          <w:szCs w:val="28"/>
+          <w:lang w:val="ru-RU"/>
+        </w:rPr>
+      </w:pPr>
     </w:p>
     <w:p>
       <w:pPr>
@@ -17039,6 +19596,7 @@
           <w:szCs w:val="28"/>
         </w:rPr>
       </w:pPr>
+      <w:proofErr w:type="spellStart"/>
       <w:r>
         <w:rPr>
           <w:sz w:val="28"/>
@@ -17046,6 +19604,7 @@
         </w:rPr>
         <w:t>Opredelenie_koehfficienta</w:t>
       </w:r>
+      <w:proofErr w:type="spellEnd"/>
     </w:p>
     <w:p>
       <w:pPr>
@@ -17070,8 +19629,18 @@
           <w:szCs w:val="28"/>
           <w:lang w:val="en-US"/>
         </w:rPr>
-        <w:t>A rigorous theory of ring tensiometry</w:t>
-      </w:r>
+        <w:t xml:space="preserve">A rigorous theory of ring </w:t>
+      </w:r>
+      <w:proofErr w:type="spellStart"/>
+      <w:r>
+        <w:rPr>
+          <w:sz w:val="28"/>
+          <w:szCs w:val="28"/>
+          <w:lang w:val="en-US"/>
+        </w:rPr>
+        <w:t>tensiometry</w:t>
+      </w:r>
+      <w:proofErr w:type="spellEnd"/>
     </w:p>
     <w:p>
       <w:pPr>
@@ -17095,8 +19664,18 @@
           <w:szCs w:val="28"/>
           <w:lang w:val="en-US"/>
         </w:rPr>
-        <w:t>Interfacial Tensiometry</w:t>
-      </w:r>
+        <w:t xml:space="preserve">Interfacial </w:t>
+      </w:r>
+      <w:proofErr w:type="spellStart"/>
+      <w:r>
+        <w:rPr>
+          <w:sz w:val="28"/>
+          <w:szCs w:val="28"/>
+          <w:lang w:val="en-US"/>
+        </w:rPr>
+        <w:t>Tensiometry</w:t>
+      </w:r>
+      <w:proofErr w:type="spellEnd"/>
     </w:p>
     <w:p>
       <w:pPr>
@@ -17114,13 +19693,23 @@
           <w:szCs w:val="28"/>
         </w:rPr>
       </w:pPr>
+      <w:proofErr w:type="gramStart"/>
       <w:r>
         <w:rPr>
           <w:sz w:val="28"/>
           <w:szCs w:val="28"/>
           <w:lang w:val="en-US"/>
         </w:rPr>
-        <w:t>pov.natjazhenie_ijul_2011</w:t>
+        <w:t>pov.natjazhenie</w:t>
+      </w:r>
+      <w:proofErr w:type="gramEnd"/>
+      <w:r>
+        <w:rPr>
+          <w:sz w:val="28"/>
+          <w:szCs w:val="28"/>
+          <w:lang w:val="en-US"/>
+        </w:rPr>
+        <w:t>_ijul_2011</w:t>
       </w:r>
     </w:p>
     <w:p>
